--- a/1. proposal_draft.docx
+++ b/1. proposal_draft.docx
@@ -2,7 +2,7 @@
 <file path=word/document.xml><?xml version="1.0" encoding="utf-8"?>
 <w:document xmlns:w="http://schemas.openxmlformats.org/wordprocessingml/2006/main" xmlns:m="http://schemas.openxmlformats.org/officeDocument/2006/math" xmlns:r="http://schemas.openxmlformats.org/officeDocument/2006/relationships" xmlns:o="urn:schemas-microsoft-com:office:office" xmlns:v="urn:schemas-microsoft-com:vml" xmlns:w10="urn:schemas-microsoft-com:office:word" xmlns:a="http://schemas.openxmlformats.org/drawingml/2006/main" xmlns:pic="http://schemas.openxmlformats.org/drawingml/2006/picture" xmlns:wp="http://schemas.openxmlformats.org/drawingml/2006/wordprocessingDrawing">
   <w:body>
-    <w:bookmarkStart w:id="19" w:name="X7e5b59d1bc580f10871f1ef3c8197152af64908"/>
+    <w:bookmarkStart w:id="20" w:name="X7e5b59d1bc580f10871f1ef3c8197152af64908"/>
     <w:p>
       <w:pPr>
         <w:pStyle w:val="Heading1"/>
@@ -53,7 +53,7 @@
         <w:t xml:space="preserve">three-stage pipeline</w:t>
       </w:r>
       <w:r>
-        <w:t xml:space="preserve">: (1) single-modality baselines to understand each modality’s contribution, (2) multimodal fusion comparing early and late strategies, and (3) model selection with rigorous evaluation, class imbalance mitigation, and interpretability analysis.</w:t>
+        <w:t xml:space="preserve">: (1) single-modality baselines with cross-validation to understand each modality’s contribution, (2) multimodal fusion comparing early and late strategies with comprehensive evaluation, and (3) optimization through class imbalance mitigation, feature selection, and interpretability analysis.</w:t>
       </w:r>
     </w:p>
     <w:p>
@@ -119,10 +119,10 @@
           <w:b/>
           <w:bCs/>
         </w:rPr>
-        <w:t xml:space="preserve">F1</w:t>
-      </w:r>
-      <w:r>
-        <w:t xml:space="preserve">; given the severe class imbalance (~40:1 between the largest and smallest classes), we additionally focus on</w:t>
+        <w:t xml:space="preserve">macro-averaged F1</w:t>
+      </w:r>
+      <w:r>
+        <w:t xml:space="preserve">; given the severe class imbalance (~40:1 between the largest and smallest classes), this is also our</w:t>
       </w:r>
       <w:r>
         <w:t xml:space="preserve"> </w:t>
@@ -132,13 +132,82 @@
           <w:b/>
           <w:bCs/>
         </w:rPr>
-        <w:t xml:space="preserve">macro-F1</w:t>
-      </w:r>
-      <w:r>
-        <w:t xml:space="preserve"> </w:t>
-      </w:r>
-      <w:r>
-        <w:t xml:space="preserve">and per-class F1 as our primary analysis metrics. The dataset contains 1,983 training / 283 validation / 572 test patients.</w:t>
+        <w:t xml:space="preserve">primary evaluation metric</w:t>
+      </w:r>
+      <w:r>
+        <w:t xml:space="preserve">, supplemented by weighted-F1, accuracy, per-class F1, and macro-averaged AUROC. The dataset contains 1,983 training / 283 validation / 572 test patients.</w:t>
+      </w:r>
+    </w:p>
+    <w:p>
+      <w:pPr>
+        <w:pStyle w:val="BodyText"/>
+      </w:pPr>
+      <w:r>
+        <w:rPr>
+          <w:b/>
+          <w:bCs/>
+        </w:rPr>
+        <w:t xml:space="preserve">Evaluation methodology</w:t>
+      </w:r>
+      <w:r>
+        <w:t xml:space="preserve">: All model evaluation follows a two-step protocol grounded in</w:t>
+      </w:r>
+      <w:r>
+        <w:t xml:space="preserve"> </w:t>
+      </w:r>
+      <w:r>
+        <w:rPr>
+          <w:b/>
+          <w:bCs/>
+        </w:rPr>
+        <w:t xml:space="preserve">Lecture 4.1</w:t>
+      </w:r>
+      <w:r>
+        <w:t xml:space="preserve"> </w:t>
+      </w:r>
+      <w:r>
+        <w:t xml:space="preserve">(Cross-Validation): (1)</w:t>
+      </w:r>
+      <w:r>
+        <w:t xml:space="preserve"> </w:t>
+      </w:r>
+      <w:r>
+        <w:rPr>
+          <w:b/>
+          <w:bCs/>
+        </w:rPr>
+        <w:t xml:space="preserve">stratified 5-fold CV on the training set</w:t>
+      </w:r>
+      <w:r>
+        <w:t xml:space="preserve"> </w:t>
+      </w:r>
+      <w:r>
+        <w:t xml:space="preserve">as the primary model selection criterion, reporting mean ± std of macro-F1 across folds, and (2)</w:t>
+      </w:r>
+      <w:r>
+        <w:t xml:space="preserve"> </w:t>
+      </w:r>
+      <w:r>
+        <w:rPr>
+          <w:b/>
+          <w:bCs/>
+        </w:rPr>
+        <w:t xml:space="preserve">held-out validation set</w:t>
+      </w:r>
+      <w:r>
+        <w:t xml:space="preserve"> </w:t>
+      </w:r>
+      <w:r>
+        <w:t xml:space="preserve">(</w:t>
+      </w:r>
+      <w:r>
+        <w:rPr>
+          <w:rStyle w:val="VerbatimChar"/>
+        </w:rPr>
+        <w:t xml:space="preserve">val.json</w:t>
+      </w:r>
+      <w:r>
+        <w:t xml:space="preserve">, 283 patients) as a reference confirmation. This ensures robust performance estimates despite the small sample size and severe class imbalance.</w:t>
       </w:r>
     </w:p>
     <w:bookmarkEnd w:id="9"/>
@@ -156,7 +225,7 @@
         <w:pStyle w:val="FirstParagraph"/>
       </w:pPr>
       <w:r>
-        <w:t xml:space="preserve">Initial EDA and a baseline experiment have already been completed:</w:t>
+        <w:t xml:space="preserve">Initial EDA, single-modality baselines, and a full multimodal fusion experiment have been completed:</w:t>
       </w:r>
     </w:p>
     <w:p>
@@ -190,7 +259,7 @@
         <w:t xml:space="preserve"> </w:t>
       </w:r>
       <w:r>
-        <w:t xml:space="preserve">as the default mitigation.</w:t>
+        <w:t xml:space="preserve">as the default mitigation throughout all experiments.</w:t>
       </w:r>
     </w:p>
     <w:p>
@@ -259,37 +328,13 @@
           <w:b/>
           <w:bCs/>
         </w:rPr>
-        <w:t xml:space="preserve">Baseline result</w:t>
-      </w:r>
-      <w:r>
-        <w:t xml:space="preserve">: A Multinomial Logistic Regression (L2,</w:t>
-      </w:r>
-      <w:r>
-        <w:t xml:space="preserve"> </w:t>
-      </w:r>
-      <w:r>
-        <w:rPr>
-          <w:rStyle w:val="VerbatimChar"/>
-        </w:rPr>
-        <w:t xml:space="preserve">class_weight='balanced'</w:t>
-      </w:r>
-      <w:r>
-        <w:t xml:space="preserve">) on the fused 800-d feature set achieves a validation macro-F1 of</w:t>
-      </w:r>
-      <w:r>
-        <w:t xml:space="preserve"> </w:t>
-      </w:r>
-      <w:r>
-        <w:rPr>
-          <w:b/>
-          <w:bCs/>
-          <w:i/>
-          <w:iCs/>
-        </w:rPr>
-        <w:t xml:space="preserve">(to fill)</w:t>
-      </w:r>
-      <w:r>
-        <w:t xml:space="preserve">. A preliminary modality ablation using LightGBM confirmed that fusing all four modalities outperforms any single modality.</w:t>
+        <w:t xml:space="preserve">Single-modality baselines</w:t>
+      </w:r>
+      <w:r>
+        <w:t xml:space="preserve"> </w:t>
+      </w:r>
+      <w:r>
+        <w:t xml:space="preserve">(LightGBM, 5-fold CV on training set): Text features (TF-IDF 500-d) yield the highest CV macro-F1, followed by clinical features (24-d), confirming that structured clinical data and radiology report text carry the strongest classification signal. Image features (PCA-256) and radiomics (20-d) alone perform substantially lower.</w:t>
       </w:r>
     </w:p>
     <w:p>
@@ -305,29 +350,67 @@
           <w:b/>
           <w:bCs/>
         </w:rPr>
+        <w:t xml:space="preserve">Multimodal fusion result</w:t>
+      </w:r>
+      <w:r>
+        <w:t xml:space="preserve">: Early fusion (800-d concatenated features) with LightGBM achieves the best held-out macro-F1 among single-model approaches. Soft Voting and Stacking ensembles provide additional marginal gains.</w:t>
+      </w:r>
+    </w:p>
+    <w:p>
+      <w:pPr>
+        <w:pStyle w:val="Compact"/>
+        <w:numPr>
+          <w:ilvl w:val="0"/>
+          <w:numId w:val="1001"/>
+        </w:numPr>
+      </w:pPr>
+      <w:r>
+        <w:rPr>
+          <w:b/>
+          <w:bCs/>
+        </w:rPr>
+        <w:t xml:space="preserve">Modality ablation</w:t>
+      </w:r>
+      <w:r>
+        <w:t xml:space="preserve">: Fusing all four modalities outperforms any single modality or partial combination, confirming the complementary value of each data source.</w:t>
+      </w:r>
+    </w:p>
+    <w:p>
+      <w:pPr>
+        <w:pStyle w:val="Compact"/>
+        <w:numPr>
+          <w:ilvl w:val="0"/>
+          <w:numId w:val="1001"/>
+        </w:numPr>
+      </w:pPr>
+      <w:r>
+        <w:rPr>
+          <w:b/>
+          <w:bCs/>
+        </w:rPr>
         <w:t xml:space="preserve">Key insight</w:t>
       </w:r>
       <w:r>
-        <w:t xml:space="preserve">: Class weighting alone does not sufficiently lift minority-class F1; the high dimensionality (800-d vs 1,983 samples) creates overfitting risk requiring regularization and feature selection.</w:t>
+        <w:t xml:space="preserve">: Class weighting alone does not sufficiently lift minority-class F1 (Pineal/Choroid Plexus and Sellar Region remain near-zero F1); the high dimensionality (800-d vs 1,983 samples) creates overfitting risk requiring regularization and feature selection.</w:t>
       </w:r>
     </w:p>
     <w:bookmarkEnd w:id="10"/>
-    <w:bookmarkStart w:id="14" w:name="proposed-methods"/>
+    <w:bookmarkStart w:id="15" w:name="methods"/>
     <w:p>
       <w:pPr>
         <w:pStyle w:val="Heading2"/>
       </w:pPr>
       <w:r>
-        <w:t xml:space="preserve">3. Proposed Methods</w:t>
-      </w:r>
-    </w:p>
-    <w:bookmarkStart w:id="11" w:name="stage-1-single-modality-baselines"/>
+        <w:t xml:space="preserve">3. Methods</w:t>
+      </w:r>
+    </w:p>
+    <w:bookmarkStart w:id="11" w:name="evaluation-framework-lecture-4.1"/>
     <w:p>
       <w:pPr>
         <w:pStyle w:val="Heading3"/>
       </w:pPr>
       <w:r>
-        <w:t xml:space="preserve">Stage 1: Single-Modality Baselines</w:t>
+        <w:t xml:space="preserve">Evaluation Framework (Lecture 4.1)</w:t>
       </w:r>
     </w:p>
     <w:p>
@@ -335,7 +418,7 @@
         <w:pStyle w:val="FirstParagraph"/>
       </w:pPr>
       <w:r>
-        <w:t xml:space="preserve">Before fusion, we build independent classifiers for each modality to understand their individual discriminative power:</w:t>
+        <w:t xml:space="preserve">All experiments use a consistent two-step evaluation protocol:</w:t>
       </w:r>
     </w:p>
     <w:p>
@@ -351,10 +434,41 @@
           <w:b/>
           <w:bCs/>
         </w:rPr>
-        <w:t xml:space="preserve">Deep image features (8192-d → PCA-256)</w:t>
-      </w:r>
-      <w:r>
-        <w:t xml:space="preserve">: Logistic Regression and XGBoost to test linear vs non-linear separability.</w:t>
+        <w:t xml:space="preserve">Stratified 5-fold CV on training set</w:t>
+      </w:r>
+      <w:r>
+        <w:t xml:space="preserve"> </w:t>
+      </w:r>
+      <w:r>
+        <w:t xml:space="preserve">(primary): The training set (1,983 patients) is split into 5 stratified folds. For each fold, we build a</w:t>
+      </w:r>
+      <w:r>
+        <w:t xml:space="preserve"> </w:t>
+      </w:r>
+      <w:r>
+        <w:rPr>
+          <w:rStyle w:val="VerbatimChar"/>
+        </w:rPr>
+        <w:t xml:space="preserve">Pipeline(StandardScaler, Model)</w:t>
+      </w:r>
+      <w:r>
+        <w:t xml:space="preserve"> </w:t>
+      </w:r>
+      <w:r>
+        <w:t xml:space="preserve">to prevent data leakage, train on 4 folds, and evaluate on the held-out fold. We report the mean ± standard deviation of macro-F1 across all 5 folds. This is the metric used for</w:t>
+      </w:r>
+      <w:r>
+        <w:t xml:space="preserve"> </w:t>
+      </w:r>
+      <w:r>
+        <w:rPr>
+          <w:b/>
+          <w:bCs/>
+        </w:rPr>
+        <w:t xml:space="preserve">model selection</w:t>
+      </w:r>
+      <w:r>
+        <w:t xml:space="preserve">.</w:t>
       </w:r>
     </w:p>
     <w:p>
@@ -370,96 +484,73 @@
           <w:b/>
           <w:bCs/>
         </w:rPr>
-        <w:t xml:space="preserve">Radiomics (20-d)</w:t>
-      </w:r>
-      <w:r>
-        <w:t xml:space="preserve">: feature selection via Mutual Information ranking (removing |r| &gt; 0.95 pairs), followed by RF and SVM.</w:t>
-      </w:r>
-    </w:p>
-    <w:p>
-      <w:pPr>
-        <w:pStyle w:val="Compact"/>
-        <w:numPr>
-          <w:ilvl w:val="0"/>
-          <w:numId w:val="1002"/>
-        </w:numPr>
+        <w:t xml:space="preserve">Held-out validation</w:t>
+      </w:r>
+      <w:r>
+        <w:t xml:space="preserve"> </w:t>
+      </w:r>
+      <w:r>
+        <w:t xml:space="preserve">(reference): The selected model is retrained on the full training set and evaluated on the official</w:t>
+      </w:r>
+      <w:r>
+        <w:t xml:space="preserve"> </w:t>
+      </w:r>
+      <w:r>
+        <w:rPr>
+          <w:rStyle w:val="VerbatimChar"/>
+        </w:rPr>
+        <w:t xml:space="preserve">val.json</w:t>
+      </w:r>
+      <w:r>
+        <w:t xml:space="preserve"> </w:t>
+      </w:r>
+      <w:r>
+        <w:t xml:space="preserve">(283 patients). We report accuracy, macro-F1, weighted-F1, per-class precision/recall/F1, and a confusion matrix. This serves as a final confirmation.</w:t>
+      </w:r>
+    </w:p>
+    <w:p>
+      <w:pPr>
+        <w:pStyle w:val="BlockText"/>
       </w:pPr>
       <w:r>
         <w:rPr>
           <w:b/>
           <w:bCs/>
         </w:rPr>
-        <w:t xml:space="preserve">Clinical features (24-d)</w:t>
-      </w:r>
-      <w:r>
-        <w:t xml:space="preserve">: encoded demographics, signal intensities, and location keywords; LDA/QDA (Lecture 3.2) to test generative vs discriminative classifiers.</w:t>
-      </w:r>
-    </w:p>
-    <w:p>
-      <w:pPr>
-        <w:pStyle w:val="Compact"/>
-        <w:numPr>
-          <w:ilvl w:val="0"/>
-          <w:numId w:val="1002"/>
-        </w:numPr>
-      </w:pPr>
-      <w:r>
-        <w:rPr>
-          <w:b/>
-          <w:bCs/>
-        </w:rPr>
-        <w:t xml:space="preserve">Text features</w:t>
-      </w:r>
-      <w:r>
-        <w:t xml:space="preserve">: TF-IDF (1–2 grams) from radiology reports; Logistic Regression with L1 penalty (Lecture 4.2) for regularization and feature selection. We will compare the processed</w:t>
-      </w:r>
-      <w:r>
-        <w:t xml:space="preserve"> </w:t>
+        <w:t xml:space="preserve">Why stratified?</w:t>
+      </w:r>
+      <w:r>
+        <w:t xml:space="preserve"> </w:t>
+      </w:r>
+      <w:r>
+        <w:t xml:space="preserve">With ~40:1 class imbalance, random folds could leave zero samples of the rarest class in some folds. Stratification guarantees proportional class representation in every fold.</w:t>
+      </w:r>
+    </w:p>
+    <w:bookmarkEnd w:id="11"/>
+    <w:bookmarkStart w:id="12" w:name="stage-1-single-modality-baselines"/>
+    <w:p>
+      <w:pPr>
+        <w:pStyle w:val="Heading3"/>
+      </w:pPr>
+      <w:r>
+        <w:t xml:space="preserve">Stage 1: Single-Modality Baselines</w:t>
+      </w:r>
+    </w:p>
+    <w:p>
+      <w:pPr>
+        <w:pStyle w:val="FirstParagraph"/>
+      </w:pPr>
+      <w:r>
+        <w:t xml:space="preserve">Before fusion, we build independent classifiers for each modality using LightGBM (</w:t>
       </w:r>
       <w:r>
         <w:rPr>
           <w:rStyle w:val="VerbatimChar"/>
         </w:rPr>
-        <w:t xml:space="preserve">report</w:t>
-      </w:r>
-      <w:r>
-        <w:t xml:space="preserve"> </w:t>
-      </w:r>
-      <w:r>
-        <w:t xml:space="preserve">field (from JSON) with the raw reports in</w:t>
-      </w:r>
-      <w:r>
-        <w:t xml:space="preserve"> </w:t>
-      </w:r>
-      <w:r>
-        <w:rPr>
-          <w:rStyle w:val="VerbatimChar"/>
-        </w:rPr>
-        <w:t xml:space="preserve">original_raw_report/</w:t>
-      </w:r>
-      <w:r>
-        <w:t xml:space="preserve"> </w:t>
-      </w:r>
-      <w:r>
-        <w:t xml:space="preserve">to determine which text source yields better classification signal.</w:t>
-      </w:r>
-    </w:p>
-    <w:bookmarkEnd w:id="11"/>
-    <w:bookmarkStart w:id="12" w:name="stage-2-multimodal-fusion"/>
-    <w:p>
-      <w:pPr>
-        <w:pStyle w:val="Heading3"/>
-      </w:pPr>
-      <w:r>
-        <w:t xml:space="preserve">Stage 2: Multimodal Fusion</w:t>
-      </w:r>
-    </w:p>
-    <w:p>
-      <w:pPr>
-        <w:pStyle w:val="FirstParagraph"/>
-      </w:pPr>
-      <w:r>
-        <w:t xml:space="preserve">We compare two canonical fusion strategies:</w:t>
+        <w:t xml:space="preserve">class_weight='balanced'</w:t>
+      </w:r>
+      <w:r>
+        <w:t xml:space="preserve">) to understand their individual discriminative power under a unified model:</w:t>
       </w:r>
     </w:p>
     <w:p>
@@ -475,10 +566,10 @@
           <w:b/>
           <w:bCs/>
         </w:rPr>
-        <w:t xml:space="preserve">Early fusion</w:t>
-      </w:r>
-      <w:r>
-        <w:t xml:space="preserve">: Concatenate all modality features after standardization and PCA, forming an 800-d unified vector. Train classifiers (LR, RF, XGBoost, SVM-RBF, LightGBM) on this combined space. This tests whether a single model can learn cross-modality interactions.</w:t>
+        <w:t xml:space="preserve">Deep image features (8192-d → PCA-256)</w:t>
+      </w:r>
+      <w:r>
+        <w:t xml:space="preserve">: 4 MRI sequence features concatenated after zero-padding for missing modalities, reduced via PCA to 256 dimensions.</w:t>
       </w:r>
     </w:p>
     <w:p>
@@ -494,98 +585,10 @@
           <w:b/>
           <w:bCs/>
         </w:rPr>
-        <w:t xml:space="preserve">Late fusion</w:t>
-      </w:r>
-      <w:r>
-        <w:t xml:space="preserve">: Train the best single-modality models independently, then combine their predictions via (a) weighted soft voting and (b) a stacking meta-learner (Logistic Regression as second-level model). This preserves modality-specific structure.</w:t>
-      </w:r>
-    </w:p>
-    <w:p>
-      <w:pPr>
-        <w:pStyle w:val="FirstParagraph"/>
-      </w:pPr>
-      <w:r>
-        <w:t xml:space="preserve">All models are selected from a principled set grounded in course theory:</w:t>
-      </w:r>
-      <w:r>
-        <w:t xml:space="preserve"> </w:t>
-      </w:r>
-      <w:r>
-        <w:t xml:space="preserve">- LR with L1/L2 (Lecture 4.2): linear baseline with regularization and implicit feature selection.</w:t>
-      </w:r>
-      <w:r>
-        <w:t xml:space="preserve"> </w:t>
-      </w:r>
-      <w:r>
-        <w:t xml:space="preserve">- LDA/QDA (Lecture 3.2): generative classifiers testing linear vs quadratic decision boundaries.</w:t>
-      </w:r>
-      <w:r>
-        <w:t xml:space="preserve"> </w:t>
-      </w:r>
-      <w:r>
-        <w:t xml:space="preserve">- Random Forest (Lecture 5.1): bagging-based ensemble reducing variance via bootstrap aggregation.</w:t>
-      </w:r>
-      <w:r>
-        <w:t xml:space="preserve"> </w:t>
-      </w:r>
-      <w:r>
-        <w:t xml:space="preserve">- XGBoost/LightGBM (Lecture 5.2): boosting-based ensemble reducing bias by sequentially focusing on misclassified examples.</w:t>
-      </w:r>
-      <w:r>
-        <w:t xml:space="preserve"> </w:t>
-      </w:r>
-      <w:r>
-        <w:t xml:space="preserve">- SVM-RBF (Lecture 7): kernel trick for non-linear separation in high-dimensional feature space.</w:t>
-      </w:r>
-    </w:p>
-    <w:p>
-      <w:pPr>
-        <w:pStyle w:val="BodyText"/>
-      </w:pPr>
-      <w:r>
-        <w:t xml:space="preserve">Model and hyperparameter selection will use</w:t>
-      </w:r>
-      <w:r>
-        <w:t xml:space="preserve"> </w:t>
-      </w:r>
-      <w:r>
-        <w:rPr>
-          <w:b/>
-          <w:bCs/>
-        </w:rPr>
-        <w:t xml:space="preserve">stratified 5-fold cross-validation</w:t>
-      </w:r>
-      <w:r>
-        <w:t xml:space="preserve"> </w:t>
-      </w:r>
-      <w:r>
-        <w:t xml:space="preserve">(Lecture 4.1), selecting the best</w:t>
-      </w:r>
-      <w:r>
-        <w:t xml:space="preserve"> </w:t>
-      </w:r>
-      <w:r>
-        <w:rPr>
-          <w:i/>
-          <w:iCs/>
-        </w:rPr>
-        <w:t xml:space="preserve">procedure</w:t>
-      </w:r>
-      <w:r>
-        <w:t xml:space="preserve"> </w:t>
-      </w:r>
-      <w:r>
-        <w:t xml:space="preserve">and retraining on the full training set.</w:t>
-      </w:r>
-    </w:p>
-    <w:bookmarkEnd w:id="12"/>
-    <w:bookmarkStart w:id="13" w:name="stage-3-optimization-and-class-imbalance"/>
-    <w:p>
-      <w:pPr>
-        <w:pStyle w:val="Heading3"/>
-      </w:pPr>
-      <w:r>
-        <w:t xml:space="preserve">Stage 3: Optimization and Class Imbalance</w:t>
+        <w:t xml:space="preserve">Radiomics (20-d)</w:t>
+      </w:r>
+      <w:r>
+        <w:t xml:space="preserve">: 5 radiomic features × 4 MRI sequences (mean, entropy, 90th percentile, GLCM contrast, GLCM joint entropy), with NaN → 0 imputation.</w:t>
       </w:r>
     </w:p>
     <w:p>
@@ -593,7 +596,7 @@
         <w:pStyle w:val="Compact"/>
         <w:numPr>
           <w:ilvl w:val="0"/>
-          <w:numId w:val="1004"/>
+          <w:numId w:val="1003"/>
         </w:numPr>
       </w:pPr>
       <w:r>
@@ -601,10 +604,25 @@
           <w:b/>
           <w:bCs/>
         </w:rPr>
-        <w:t xml:space="preserve">Feature selection</w:t>
-      </w:r>
-      <w:r>
-        <w:t xml:space="preserve">: compare LASSO-based sparsity (L1), tree-based importance (RF/XGBoost), and MI ranking to identify the most informative feature subset.</w:t>
+        <w:t xml:space="preserve">Clinical features (24-d)</w:t>
+      </w:r>
+      <w:r>
+        <w:t xml:space="preserve">: Encoded demographics (age, gender), signal intensity descriptors, and tumor location keywords from</w:t>
+      </w:r>
+      <w:r>
+        <w:t xml:space="preserve"> </w:t>
+      </w:r>
+      <w:r>
+        <w:rPr>
+          <w:rStyle w:val="VerbatimChar"/>
+        </w:rPr>
+        <w:t xml:space="preserve">clinical_information/</w:t>
+      </w:r>
+      <w:r>
+        <w:t xml:space="preserve"> </w:t>
+      </w:r>
+      <w:r>
+        <w:t xml:space="preserve">CSVs.</w:t>
       </w:r>
     </w:p>
     <w:p>
@@ -612,7 +630,7 @@
         <w:pStyle w:val="Compact"/>
         <w:numPr>
           <w:ilvl w:val="0"/>
-          <w:numId w:val="1004"/>
+          <w:numId w:val="1003"/>
         </w:numPr>
       </w:pPr>
       <w:r>
@@ -620,389 +638,67 @@
           <w:b/>
           <w:bCs/>
         </w:rPr>
-        <w:t xml:space="preserve">PCA tuning</w:t>
-      </w:r>
-      <w:r>
-        <w:t xml:space="preserve">: evaluate the trade-off between explained variance and downstream F1 for the image block.</w:t>
-      </w:r>
-    </w:p>
-    <w:p>
-      <w:pPr>
-        <w:pStyle w:val="Compact"/>
-        <w:numPr>
-          <w:ilvl w:val="0"/>
-          <w:numId w:val="1004"/>
-        </w:numPr>
-      </w:pPr>
+        <w:t xml:space="preserve">Text features (TF-IDF 500-d)</w:t>
+      </w:r>
+      <w:r>
+        <w:t xml:space="preserve">: Unigram TF-IDF vectors extracted from radiology reports in the JSON metadata.</w:t>
+      </w:r>
+    </w:p>
+    <w:p>
+      <w:pPr>
+        <w:pStyle w:val="FirstParagraph"/>
+      </w:pPr>
+      <w:r>
+        <w:t xml:space="preserve">Each modality is evaluated via 5-fold CV (primary) and held-out validation (reference), with full classification reports and confusion matrices. Results are consolidated in a summary heatmap and per-class F1 grouped bar chart.</w:t>
+      </w:r>
+    </w:p>
+    <w:bookmarkEnd w:id="12"/>
+    <w:bookmarkStart w:id="13" w:name="stage-2-multimodal-fusion"/>
+    <w:p>
+      <w:pPr>
+        <w:pStyle w:val="Heading3"/>
+      </w:pPr>
+      <w:r>
+        <w:t xml:space="preserve">Stage 2: Multimodal Fusion</w:t>
+      </w:r>
+    </w:p>
+    <w:p>
+      <w:pPr>
+        <w:pStyle w:val="FirstParagraph"/>
+      </w:pPr>
+      <w:r>
+        <w:t xml:space="preserve">All four modality feature vectors are concatenated after standardization, forming an</w:t>
+      </w:r>
+      <w:r>
+        <w:t xml:space="preserve"> </w:t>
+      </w:r>
       <w:r>
         <w:rPr>
           <w:b/>
           <w:bCs/>
         </w:rPr>
-        <w:t xml:space="preserve">Class imbalance</w:t>
-      </w:r>
-      <w:r>
-        <w:t xml:space="preserve">: controlled comparison of (a) class_weight only, (b) random oversampling, and (c) SMOTE applied in the PCA-reduced feature space. Evaluated by per-class F1 and macro-F1 with focus on the two rarest classes.</w:t>
-      </w:r>
-    </w:p>
-    <w:bookmarkEnd w:id="13"/>
-    <w:bookmarkEnd w:id="14"/>
-    <w:bookmarkStart w:id="15" w:name="model-analysis-plan"/>
-    <w:p>
-      <w:pPr>
-        <w:pStyle w:val="Heading2"/>
-      </w:pPr>
-      <w:r>
-        <w:t xml:space="preserve">4. Model Analysis Plan</w:t>
-      </w:r>
-    </w:p>
-    <w:p>
-      <w:pPr>
-        <w:pStyle w:val="FirstParagraph"/>
-      </w:pPr>
-      <w:r>
-        <w:t xml:space="preserve">Targeting the workload and analysis component (40% of grade):</w:t>
-      </w:r>
-    </w:p>
-    <w:p>
-      <w:pPr>
-        <w:pStyle w:val="Compact"/>
-        <w:numPr>
-          <w:ilvl w:val="0"/>
-          <w:numId w:val="1005"/>
-        </w:numPr>
+        <w:t xml:space="preserve">800-d unified feature vector</w:t>
+      </w:r>
+      <w:r>
+        <w:t xml:space="preserve">. We compare two fusion strategies:</w:t>
+      </w:r>
+    </w:p>
+    <w:p>
+      <w:pPr>
+        <w:pStyle w:val="BodyText"/>
       </w:pPr>
       <w:r>
         <w:rPr>
           <w:b/>
           <w:bCs/>
         </w:rPr>
-        <w:t xml:space="preserve">Model comparison</w:t>
-      </w:r>
-      <w:r>
-        <w:t xml:space="preserve">: Compare all candidate models using macro-F1, per-class F1, precision, recall on the validation set, with results summarized in a single comparison table.</w:t>
-      </w:r>
-    </w:p>
-    <w:p>
-      <w:pPr>
-        <w:pStyle w:val="Compact"/>
-        <w:numPr>
-          <w:ilvl w:val="0"/>
-          <w:numId w:val="1005"/>
-        </w:numPr>
-      </w:pPr>
-      <w:r>
-        <w:rPr>
-          <w:b/>
-          <w:bCs/>
-        </w:rPr>
-        <w:t xml:space="preserve">Modality ablation study</w:t>
-      </w:r>
-      <w:r>
-        <w:t xml:space="preserve">: Systematically remove each modality and measure macro-F1 drop to quantify marginal contributions.</w:t>
-      </w:r>
-    </w:p>
-    <w:p>
-      <w:pPr>
-        <w:pStyle w:val="Compact"/>
-        <w:numPr>
-          <w:ilvl w:val="0"/>
-          <w:numId w:val="1005"/>
-        </w:numPr>
-      </w:pPr>
-      <w:r>
-        <w:rPr>
-          <w:b/>
-          <w:bCs/>
-        </w:rPr>
-        <w:t xml:space="preserve">Early vs late fusion comparison</w:t>
-      </w:r>
-      <w:r>
-        <w:t xml:space="preserve">: Determine which fusion strategy better leverages cross-modality information.</w:t>
-      </w:r>
-    </w:p>
-    <w:p>
-      <w:pPr>
-        <w:pStyle w:val="Compact"/>
-        <w:numPr>
-          <w:ilvl w:val="0"/>
-          <w:numId w:val="1005"/>
-        </w:numPr>
-      </w:pPr>
-      <w:r>
-        <w:rPr>
-          <w:b/>
-          <w:bCs/>
-        </w:rPr>
-        <w:t xml:space="preserve">Interpretability</w:t>
-      </w:r>
-      <w:r>
-        <w:t xml:space="preserve">: Use SHAP values [3] on the best tree-based model and contrast with LASSO coefficients to identify the most discriminative features across tumor types.</w:t>
-      </w:r>
-    </w:p>
-    <w:p>
-      <w:pPr>
-        <w:pStyle w:val="Compact"/>
-        <w:numPr>
-          <w:ilvl w:val="0"/>
-          <w:numId w:val="1005"/>
-        </w:numPr>
-      </w:pPr>
-      <w:r>
-        <w:rPr>
-          <w:b/>
-          <w:bCs/>
-        </w:rPr>
-        <w:t xml:space="preserve">Class-wise error analysis</w:t>
-      </w:r>
-      <w:r>
-        <w:t xml:space="preserve">: Confusion matrix to identify the most confused class pairs; investigate which modalities/features differentiate them.</w:t>
-      </w:r>
-    </w:p>
-    <w:p>
-      <w:pPr>
-        <w:pStyle w:val="Compact"/>
-        <w:numPr>
-          <w:ilvl w:val="0"/>
-          <w:numId w:val="1005"/>
-        </w:numPr>
-      </w:pPr>
-      <w:r>
-        <w:rPr>
-          <w:b/>
-          <w:bCs/>
-        </w:rPr>
-        <w:t xml:space="preserve">Imbalance strategy comparison</w:t>
-      </w:r>
-      <w:r>
-        <w:t xml:space="preserve">: Report the effect of each resampling strategy on minority-class performance.</w:t>
-      </w:r>
-    </w:p>
-    <w:bookmarkEnd w:id="15"/>
-    <w:bookmarkStart w:id="16" w:name="timeline"/>
-    <w:p>
-      <w:pPr>
-        <w:pStyle w:val="Heading2"/>
-      </w:pPr>
-      <w:r>
-        <w:t xml:space="preserve">5. Timeline</w:t>
-      </w:r>
-    </w:p>
-    <w:tbl>
-      <w:tblPr>
-        <w:tblStyle w:val="Table"/>
-        <w:tblW w:type="pct" w:w="5000"/>
-        <w:tblLayout w:type="fixed"/>
-        <w:tblLook w:firstRow="1" w:lastRow="0" w:firstColumn="0" w:lastColumn="0" w:noHBand="0" w:noVBand="0" w:val="0020"/>
-      </w:tblPr>
-      <w:tblGrid>
-        <w:gridCol w:w="3960"/>
-        <w:gridCol w:w="3960"/>
-      </w:tblGrid>
-      <w:tr>
-        <w:trPr>
-          <w:tblHeader w:val="on"/>
-        </w:trPr>
-        <w:tc>
-          <w:tcPr/>
-          <w:p>
-            <w:pPr>
-              <w:pStyle w:val="Compact"/>
-            </w:pPr>
-            <w:r>
-              <w:t xml:space="preserve">Period</w:t>
-            </w:r>
-          </w:p>
-        </w:tc>
-        <w:tc>
-          <w:tcPr/>
-          <w:p>
-            <w:pPr>
-              <w:pStyle w:val="Compact"/>
-            </w:pPr>
-            <w:r>
-              <w:t xml:space="preserve">Key Tasks</w:t>
-            </w:r>
-          </w:p>
-        </w:tc>
-      </w:tr>
-      <w:tr>
-        <w:tc>
-          <w:tcPr/>
-          <w:p>
-            <w:pPr>
-              <w:pStyle w:val="Compact"/>
-            </w:pPr>
-            <w:r>
-              <w:t xml:space="preserve">Apr 1–5</w:t>
-            </w:r>
-          </w:p>
-        </w:tc>
-        <w:tc>
-          <w:tcPr/>
-          <w:p>
-            <w:pPr>
-              <w:pStyle w:val="Compact"/>
-            </w:pPr>
-            <w:r>
-              <w:t xml:space="preserve">Proposal; data pipeline finalized; LR baseline; first Kaggle submission</w:t>
-            </w:r>
-          </w:p>
-        </w:tc>
-      </w:tr>
-      <w:tr>
-        <w:tc>
-          <w:tcPr/>
-          <w:p>
-            <w:pPr>
-              <w:pStyle w:val="Compact"/>
-            </w:pPr>
-            <w:r>
-              <w:t xml:space="preserve">Apr 6–8</w:t>
-            </w:r>
-          </w:p>
-        </w:tc>
-        <w:tc>
-          <w:tcPr/>
-          <w:p>
-            <w:pPr>
-              <w:pStyle w:val="Compact"/>
-            </w:pPr>
-            <w:r>
-              <w:t xml:space="preserve">Single-modality baselines (Stage 1); 5-fold CV framework</w:t>
-            </w:r>
-          </w:p>
-        </w:tc>
-      </w:tr>
-      <w:tr>
-        <w:tc>
-          <w:tcPr/>
-          <w:p>
-            <w:pPr>
-              <w:pStyle w:val="Compact"/>
-            </w:pPr>
-            <w:r>
-              <w:t xml:space="preserve">Apr 9–11</w:t>
-            </w:r>
-          </w:p>
-        </w:tc>
-        <w:tc>
-          <w:tcPr/>
-          <w:p>
-            <w:pPr>
-              <w:pStyle w:val="Compact"/>
-            </w:pPr>
-            <w:r>
-              <w:t xml:space="preserve">Multimodal fusion (Stage 2); feature selection and imbalance experiments (Stage 3)</w:t>
-            </w:r>
-          </w:p>
-        </w:tc>
-      </w:tr>
-      <w:tr>
-        <w:tc>
-          <w:tcPr/>
-          <w:p>
-            <w:pPr>
-              <w:pStyle w:val="Compact"/>
-            </w:pPr>
-            <w:r>
-              <w:t xml:space="preserve">Apr 12–13</w:t>
-            </w:r>
-          </w:p>
-        </w:tc>
-        <w:tc>
-          <w:tcPr/>
-          <w:p>
-            <w:pPr>
-              <w:pStyle w:val="Compact"/>
-            </w:pPr>
-            <w:r>
-              <w:t xml:space="preserve">Best model selected; final Kaggle submission; experiment log frozen</w:t>
-            </w:r>
-          </w:p>
-        </w:tc>
-      </w:tr>
-      <w:tr>
-        <w:tc>
-          <w:tcPr/>
-          <w:p>
-            <w:pPr>
-              <w:pStyle w:val="Compact"/>
-            </w:pPr>
-            <w:r>
-              <w:t xml:space="preserve">Apr 14–20</w:t>
-            </w:r>
-          </w:p>
-        </w:tc>
-        <w:tc>
-          <w:tcPr/>
-          <w:p>
-            <w:pPr>
-              <w:pStyle w:val="Compact"/>
-            </w:pPr>
-            <w:r>
-              <w:t xml:space="preserve">Report writing; SHAP &amp; ablation analysis; clean Jupyter notebook</w:t>
-            </w:r>
-          </w:p>
-        </w:tc>
-      </w:tr>
-      <w:tr>
-        <w:tc>
-          <w:tcPr/>
-          <w:p>
-            <w:pPr>
-              <w:pStyle w:val="Compact"/>
-            </w:pPr>
-            <w:r>
-              <w:t xml:space="preserve">Apr 21–23</w:t>
-            </w:r>
-          </w:p>
-        </w:tc>
-        <w:tc>
-          <w:tcPr/>
-          <w:p>
-            <w:pPr>
-              <w:pStyle w:val="Compact"/>
-            </w:pPr>
-            <w:r>
-              <w:t xml:space="preserve">Slides preparation; rehearsal</w:t>
-            </w:r>
-          </w:p>
-        </w:tc>
-      </w:tr>
-      <w:tr>
-        <w:tc>
-          <w:tcPr/>
-          <w:p>
-            <w:pPr>
-              <w:pStyle w:val="Compact"/>
-            </w:pPr>
-            <w:r>
-              <w:t xml:space="preserve">Apr 24</w:t>
-            </w:r>
-          </w:p>
-        </w:tc>
-        <w:tc>
-          <w:tcPr/>
-          <w:p>
-            <w:pPr>
-              <w:pStyle w:val="Compact"/>
-            </w:pPr>
-            <w:r>
-              <w:t xml:space="preserve">Oral presentation</w:t>
-            </w:r>
-          </w:p>
-        </w:tc>
-      </w:tr>
-    </w:tbl>
-    <w:bookmarkEnd w:id="16"/>
-    <w:bookmarkStart w:id="17" w:name="work-distribution"/>
-    <w:p>
-      <w:pPr>
-        <w:pStyle w:val="Heading2"/>
-      </w:pPr>
-      <w:r>
-        <w:t xml:space="preserve">6. Work Distribution</w:t>
+        <w:t xml:space="preserve">Early fusion</w:t>
+      </w:r>
+      <w:r>
+        <w:t xml:space="preserve"> </w:t>
+      </w:r>
+      <w:r>
+        <w:t xml:space="preserve">— train a single model on the concatenated 800-d space. Six classifiers of increasing flexibility are compared, each evaluated with integrated 5-fold CV:</w:t>
       </w:r>
     </w:p>
     <w:tbl>
@@ -1028,29 +724,29 @@
               <w:pStyle w:val="Compact"/>
             </w:pPr>
             <w:r>
-              <w:t xml:space="preserve">Member</w:t>
-            </w:r>
-          </w:p>
-        </w:tc>
-        <w:tc>
-          <w:tcPr/>
-          <w:p>
-            <w:pPr>
-              <w:pStyle w:val="Compact"/>
-            </w:pPr>
-            <w:r>
-              <w:t xml:space="preserve">UID</w:t>
-            </w:r>
-          </w:p>
-        </w:tc>
-        <w:tc>
-          <w:tcPr/>
-          <w:p>
-            <w:pPr>
-              <w:pStyle w:val="Compact"/>
-            </w:pPr>
-            <w:r>
-              <w:t xml:space="preserve">Responsibility</w:t>
+              <w:t xml:space="preserve">Model</w:t>
+            </w:r>
+          </w:p>
+        </w:tc>
+        <w:tc>
+          <w:tcPr/>
+          <w:p>
+            <w:pPr>
+              <w:pStyle w:val="Compact"/>
+            </w:pPr>
+            <w:r>
+              <w:t xml:space="preserve">Course Reference</w:t>
+            </w:r>
+          </w:p>
+        </w:tc>
+        <w:tc>
+          <w:tcPr/>
+          <w:p>
+            <w:pPr>
+              <w:pStyle w:val="Compact"/>
+            </w:pPr>
+            <w:r>
+              <w:t xml:space="preserve">Rationale</w:t>
             </w:r>
           </w:p>
         </w:tc>
@@ -1063,29 +759,29 @@
               <w:pStyle w:val="Compact"/>
             </w:pPr>
             <w:r>
-              <w:t xml:space="preserve">Member 1</w:t>
-            </w:r>
-          </w:p>
-        </w:tc>
-        <w:tc>
-          <w:tcPr/>
-          <w:p>
-            <w:pPr>
-              <w:pStyle w:val="Compact"/>
-            </w:pPr>
-            <w:r>
-              <w:t xml:space="preserve">XXXXXXXX</w:t>
-            </w:r>
-          </w:p>
-        </w:tc>
-        <w:tc>
-          <w:tcPr/>
-          <w:p>
-            <w:pPr>
-              <w:pStyle w:val="Compact"/>
-            </w:pPr>
-            <w:r>
-              <w:t xml:space="preserve">Data pipeline, radiomics processing, traditional ML baselines (RF, SVM)</w:t>
+              <w:t xml:space="preserve">Logistic Regression (L2)</w:t>
+            </w:r>
+          </w:p>
+        </w:tc>
+        <w:tc>
+          <w:tcPr/>
+          <w:p>
+            <w:pPr>
+              <w:pStyle w:val="Compact"/>
+            </w:pPr>
+            <w:r>
+              <w:t xml:space="preserve">Lecture 4.2</w:t>
+            </w:r>
+          </w:p>
+        </w:tc>
+        <w:tc>
+          <w:tcPr/>
+          <w:p>
+            <w:pPr>
+              <w:pStyle w:val="Compact"/>
+            </w:pPr>
+            <w:r>
+              <w:t xml:space="preserve">Linear baseline; regularization controls overfitting in 800-d space</w:t>
             </w:r>
           </w:p>
         </w:tc>
@@ -1098,29 +794,29 @@
               <w:pStyle w:val="Compact"/>
             </w:pPr>
             <w:r>
-              <w:t xml:space="preserve">Member 2</w:t>
-            </w:r>
-          </w:p>
-        </w:tc>
-        <w:tc>
-          <w:tcPr/>
-          <w:p>
-            <w:pPr>
-              <w:pStyle w:val="Compact"/>
-            </w:pPr>
-            <w:r>
-              <w:t xml:space="preserve">XXXXXXXX</w:t>
-            </w:r>
-          </w:p>
-        </w:tc>
-        <w:tc>
-          <w:tcPr/>
-          <w:p>
-            <w:pPr>
-              <w:pStyle w:val="Compact"/>
-            </w:pPr>
-            <w:r>
-              <w:t xml:space="preserve">Deep image features, PCA tuning, MLP experiments</w:t>
+              <w:t xml:space="preserve">Random Forest</w:t>
+            </w:r>
+          </w:p>
+        </w:tc>
+        <w:tc>
+          <w:tcPr/>
+          <w:p>
+            <w:pPr>
+              <w:pStyle w:val="Compact"/>
+            </w:pPr>
+            <w:r>
+              <w:t xml:space="preserve">Lecture 5.1</w:t>
+            </w:r>
+          </w:p>
+        </w:tc>
+        <w:tc>
+          <w:tcPr/>
+          <w:p>
+            <w:pPr>
+              <w:pStyle w:val="Compact"/>
+            </w:pPr>
+            <w:r>
+              <w:t xml:space="preserve">Bagging-based ensemble reducing variance via bootstrap aggregation</w:t>
             </w:r>
           </w:p>
         </w:tc>
@@ -1133,29 +829,29 @@
               <w:pStyle w:val="Compact"/>
             </w:pPr>
             <w:r>
-              <w:t xml:space="preserve">Member 3</w:t>
-            </w:r>
-          </w:p>
-        </w:tc>
-        <w:tc>
-          <w:tcPr/>
-          <w:p>
-            <w:pPr>
-              <w:pStyle w:val="Compact"/>
-            </w:pPr>
-            <w:r>
-              <w:t xml:space="preserve">XXXXXXXX</w:t>
-            </w:r>
-          </w:p>
-        </w:tc>
-        <w:tc>
-          <w:tcPr/>
-          <w:p>
-            <w:pPr>
-              <w:pStyle w:val="Compact"/>
-            </w:pPr>
-            <w:r>
-              <w:t xml:space="preserve">Text/NLP feature extraction, text-model experiments</w:t>
+              <w:t xml:space="preserve">SVM-RBF</w:t>
+            </w:r>
+          </w:p>
+        </w:tc>
+        <w:tc>
+          <w:tcPr/>
+          <w:p>
+            <w:pPr>
+              <w:pStyle w:val="Compact"/>
+            </w:pPr>
+            <w:r>
+              <w:t xml:space="preserve">Lecture 7</w:t>
+            </w:r>
+          </w:p>
+        </w:tc>
+        <w:tc>
+          <w:tcPr/>
+          <w:p>
+            <w:pPr>
+              <w:pStyle w:val="Compact"/>
+            </w:pPr>
+            <w:r>
+              <w:t xml:space="preserve">Kernel trick for non-linear separation in high-dimensional space</w:t>
             </w:r>
           </w:p>
         </w:tc>
@@ -1168,29 +864,29 @@
               <w:pStyle w:val="Compact"/>
             </w:pPr>
             <w:r>
-              <w:t xml:space="preserve">Member 4</w:t>
-            </w:r>
-          </w:p>
-        </w:tc>
-        <w:tc>
-          <w:tcPr/>
-          <w:p>
-            <w:pPr>
-              <w:pStyle w:val="Compact"/>
-            </w:pPr>
-            <w:r>
-              <w:t xml:space="preserve">XXXXXXXX</w:t>
-            </w:r>
-          </w:p>
-        </w:tc>
-        <w:tc>
-          <w:tcPr/>
-          <w:p>
-            <w:pPr>
-              <w:pStyle w:val="Compact"/>
-            </w:pPr>
-            <w:r>
-              <w:t xml:space="preserve">Multimodal fusion, ensemble methods, hyperparameter tuning</w:t>
+              <w:t xml:space="preserve">XGBoost</w:t>
+            </w:r>
+          </w:p>
+        </w:tc>
+        <w:tc>
+          <w:tcPr/>
+          <w:p>
+            <w:pPr>
+              <w:pStyle w:val="Compact"/>
+            </w:pPr>
+            <w:r>
+              <w:t xml:space="preserve">Lecture 5.2</w:t>
+            </w:r>
+          </w:p>
+        </w:tc>
+        <w:tc>
+          <w:tcPr/>
+          <w:p>
+            <w:pPr>
+              <w:pStyle w:val="Compact"/>
+            </w:pPr>
+            <w:r>
+              <w:t xml:space="preserve">Boosting ensemble reducing bias by focusing on misclassified examples</w:t>
             </w:r>
           </w:p>
         </w:tc>
@@ -1203,29 +899,79 @@
               <w:pStyle w:val="Compact"/>
             </w:pPr>
             <w:r>
-              <w:t xml:space="preserve">Member 5</w:t>
-            </w:r>
-          </w:p>
-        </w:tc>
-        <w:tc>
-          <w:tcPr/>
-          <w:p>
-            <w:pPr>
-              <w:pStyle w:val="Compact"/>
-            </w:pPr>
-            <w:r>
-              <w:t xml:space="preserve">XXXXXXXX</w:t>
-            </w:r>
-          </w:p>
-        </w:tc>
-        <w:tc>
-          <w:tcPr/>
-          <w:p>
-            <w:pPr>
-              <w:pStyle w:val="Compact"/>
-            </w:pPr>
-            <w:r>
-              <w:t xml:space="preserve">CV framework, model analysis (SHAP, ablation), report and slides</w:t>
+              <w:t xml:space="preserve">LightGBM</w:t>
+            </w:r>
+          </w:p>
+        </w:tc>
+        <w:tc>
+          <w:tcPr/>
+          <w:p>
+            <w:pPr>
+              <w:pStyle w:val="Compact"/>
+            </w:pPr>
+            <w:r>
+              <w:t xml:space="preserve">Lecture 5.2</w:t>
+            </w:r>
+          </w:p>
+        </w:tc>
+        <w:tc>
+          <w:tcPr/>
+          <w:p>
+            <w:pPr>
+              <w:pStyle w:val="Compact"/>
+            </w:pPr>
+            <w:r>
+              <w:t xml:space="preserve">Efficient gradient boosting with leaf-wise growth; supports</w:t>
+            </w:r>
+            <w:r>
+              <w:t xml:space="preserve"> </w:t>
+            </w:r>
+            <w:r>
+              <w:rPr>
+                <w:rStyle w:val="VerbatimChar"/>
+              </w:rPr>
+              <w:t xml:space="preserve">class_weight</w:t>
+            </w:r>
+            <w:r>
+              <w:t xml:space="preserve"> </w:t>
+            </w:r>
+            <w:r>
+              <w:t xml:space="preserve">natively</w:t>
+            </w:r>
+          </w:p>
+        </w:tc>
+      </w:tr>
+      <w:tr>
+        <w:tc>
+          <w:tcPr/>
+          <w:p>
+            <w:pPr>
+              <w:pStyle w:val="Compact"/>
+            </w:pPr>
+            <w:r>
+              <w:t xml:space="preserve">MLP</w:t>
+            </w:r>
+          </w:p>
+        </w:tc>
+        <w:tc>
+          <w:tcPr/>
+          <w:p>
+            <w:pPr>
+              <w:pStyle w:val="Compact"/>
+            </w:pPr>
+            <w:r>
+              <w:t xml:space="preserve">—</w:t>
+            </w:r>
+          </w:p>
+        </w:tc>
+        <w:tc>
+          <w:tcPr/>
+          <w:p>
+            <w:pPr>
+              <w:pStyle w:val="Compact"/>
+            </w:pPr>
+            <w:r>
+              <w:t xml:space="preserve">Non-linear neural network baseline (3 hidden layers: 512→256→128)</w:t>
             </w:r>
           </w:p>
         </w:tc>
@@ -1236,17 +982,156 @@
         <w:pStyle w:val="BodyText"/>
       </w:pPr>
       <w:r>
-        <w:t xml:space="preserve">All members collaborate on Kaggle submissions, code review, and presentation rehearsal.</w:t>
-      </w:r>
-    </w:p>
-    <w:bookmarkEnd w:id="17"/>
-    <w:bookmarkStart w:id="18" w:name="references"/>
+        <w:rPr>
+          <w:b/>
+          <w:bCs/>
+        </w:rPr>
+        <w:t xml:space="preserve">Late fusion</w:t>
+      </w:r>
+      <w:r>
+        <w:t xml:space="preserve"> </w:t>
+      </w:r>
+      <w:r>
+        <w:t xml:space="preserve">— combine predictions from individually trained models:</w:t>
+      </w:r>
+    </w:p>
+    <w:p>
+      <w:pPr>
+        <w:pStyle w:val="Compact"/>
+        <w:numPr>
+          <w:ilvl w:val="0"/>
+          <w:numId w:val="1004"/>
+        </w:numPr>
+      </w:pPr>
+      <w:r>
+        <w:rPr>
+          <w:b/>
+          <w:bCs/>
+        </w:rPr>
+        <w:t xml:space="preserve">Soft Voting</w:t>
+      </w:r>
+      <w:r>
+        <w:t xml:space="preserve">: Weighted probability averaging over SVM-RBF, XGBoost, LightGBM, and LR.</w:t>
+      </w:r>
+    </w:p>
+    <w:p>
+      <w:pPr>
+        <w:pStyle w:val="Compact"/>
+        <w:numPr>
+          <w:ilvl w:val="0"/>
+          <w:numId w:val="1004"/>
+        </w:numPr>
+      </w:pPr>
+      <w:r>
+        <w:rPr>
+          <w:b/>
+          <w:bCs/>
+        </w:rPr>
+        <w:t xml:space="preserve">Stacking</w:t>
+      </w:r>
+      <w:r>
+        <w:t xml:space="preserve">: A Logistic Regression meta-learner trained on base model outputs via internal 5-fold CV (SVM-RBF, XGBoost, LightGBM, RF as base learners).</w:t>
+      </w:r>
+    </w:p>
+    <w:p>
+      <w:pPr>
+        <w:pStyle w:val="FirstParagraph"/>
+      </w:pPr>
+      <w:r>
+        <w:t xml:space="preserve">All models are compared in a comprehensive result table (accuracy, macro-F1, weighted-F1, macro AUROC), confusion matrix grid, multiclass ROC curves (one-vs-rest, macro-averaged), and precision–recall curves.</w:t>
+      </w:r>
+    </w:p>
+    <w:bookmarkEnd w:id="13"/>
+    <w:bookmarkStart w:id="14" w:name="stage-3-optimization-and-class-imbalance"/>
+    <w:p>
+      <w:pPr>
+        <w:pStyle w:val="Heading3"/>
+      </w:pPr>
+      <w:r>
+        <w:t xml:space="preserve">Stage 3: Optimization and Class Imbalance</w:t>
+      </w:r>
+    </w:p>
+    <w:p>
+      <w:pPr>
+        <w:pStyle w:val="Compact"/>
+        <w:numPr>
+          <w:ilvl w:val="0"/>
+          <w:numId w:val="1005"/>
+        </w:numPr>
+      </w:pPr>
+      <w:r>
+        <w:rPr>
+          <w:b/>
+          <w:bCs/>
+        </w:rPr>
+        <w:t xml:space="preserve">Feature selection</w:t>
+      </w:r>
+      <w:r>
+        <w:t xml:space="preserve">: Compare LASSO-based sparsity (L1 LogisticRegression), tree-based importance (RF and LightGBM top-k features), and Mutual Information ranking to identify the most informative feature subset. A modality-source breakdown of top features is reported.</w:t>
+      </w:r>
+    </w:p>
+    <w:p>
+      <w:pPr>
+        <w:pStyle w:val="Compact"/>
+        <w:numPr>
+          <w:ilvl w:val="0"/>
+          <w:numId w:val="1005"/>
+        </w:numPr>
+      </w:pPr>
+      <w:r>
+        <w:rPr>
+          <w:b/>
+          <w:bCs/>
+        </w:rPr>
+        <w:t xml:space="preserve">PCA tuning</w:t>
+      </w:r>
+      <w:r>
+        <w:t xml:space="preserve">: Evaluate the trade-off between explained variance and downstream macro-F1 for the image block (128 / 256 / 512 components).</w:t>
+      </w:r>
+    </w:p>
+    <w:p>
+      <w:pPr>
+        <w:pStyle w:val="Compact"/>
+        <w:numPr>
+          <w:ilvl w:val="0"/>
+          <w:numId w:val="1005"/>
+        </w:numPr>
+      </w:pPr>
+      <w:r>
+        <w:rPr>
+          <w:b/>
+          <w:bCs/>
+        </w:rPr>
+        <w:t xml:space="preserve">Class imbalance</w:t>
+      </w:r>
+      <w:r>
+        <w:t xml:space="preserve">: Controlled comparison of (a)</w:t>
+      </w:r>
+      <w:r>
+        <w:t xml:space="preserve"> </w:t>
+      </w:r>
+      <w:r>
+        <w:rPr>
+          <w:rStyle w:val="VerbatimChar"/>
+        </w:rPr>
+        <w:t xml:space="preserve">class_weight='balanced'</w:t>
+      </w:r>
+      <w:r>
+        <w:t xml:space="preserve"> </w:t>
+      </w:r>
+      <w:r>
+        <w:t xml:space="preserve">only (current default), (b) random oversampling of minority classes (train only), and (c) SMOTE applied in the PCA-reduced feature space (train only). Evaluated by per-class F1 and macro-F1 with focus on the two rarest classes (Pineal/Choroid Plexus and Sellar Region).</w:t>
+      </w:r>
+    </w:p>
+    <w:bookmarkEnd w:id="14"/>
+    <w:bookmarkEnd w:id="15"/>
+    <w:bookmarkStart w:id="16" w:name="model-analysis-plan"/>
     <w:p>
       <w:pPr>
         <w:pStyle w:val="Heading2"/>
       </w:pPr>
       <w:r>
-        <w:t xml:space="preserve">References</w:t>
+        <w:t xml:space="preserve">4. Model Analysis Plan</w:t>
       </w:r>
     </w:p>
     <w:p>
@@ -1254,7 +1139,137 @@
         <w:pStyle w:val="FirstParagraph"/>
       </w:pPr>
       <w:r>
-        <w:t xml:space="preserve">[1] Price M, et al. CBTRUS statistical report: primary brain and CNS tumors.</w:t>
+        <w:t xml:space="preserve">Targeting the workload and analysis component (40% of grade):</w:t>
+      </w:r>
+    </w:p>
+    <w:p>
+      <w:pPr>
+        <w:pStyle w:val="Compact"/>
+        <w:numPr>
+          <w:ilvl w:val="0"/>
+          <w:numId w:val="1006"/>
+        </w:numPr>
+      </w:pPr>
+      <w:r>
+        <w:rPr>
+          <w:b/>
+          <w:bCs/>
+        </w:rPr>
+        <w:t xml:space="preserve">Model comparison table</w:t>
+      </w:r>
+      <w:r>
+        <w:t xml:space="preserve">: Compare all candidate models (6 early fusion + 2 late fusion) using 5-fold CV macro-F1 (primary), held-out macro-F1, accuracy, weighted-F1, and macro-averaged AUROC, with results summarized in a single heatmap table.</w:t>
+      </w:r>
+    </w:p>
+    <w:p>
+      <w:pPr>
+        <w:pStyle w:val="Compact"/>
+        <w:numPr>
+          <w:ilvl w:val="0"/>
+          <w:numId w:val="1006"/>
+        </w:numPr>
+      </w:pPr>
+      <w:r>
+        <w:rPr>
+          <w:b/>
+          <w:bCs/>
+        </w:rPr>
+        <w:t xml:space="preserve">Modality ablation study</w:t>
+      </w:r>
+      <w:r>
+        <w:t xml:space="preserve">: Systematically remove each modality from the early fusion vector and measure the macro-F1 drop (using LightGBM), quantifying each modality’s marginal contribution. We also test all pairwise modality combinations.</w:t>
+      </w:r>
+    </w:p>
+    <w:p>
+      <w:pPr>
+        <w:pStyle w:val="Compact"/>
+        <w:numPr>
+          <w:ilvl w:val="0"/>
+          <w:numId w:val="1006"/>
+        </w:numPr>
+      </w:pPr>
+      <w:r>
+        <w:rPr>
+          <w:b/>
+          <w:bCs/>
+        </w:rPr>
+        <w:t xml:space="preserve">Early vs late fusion comparison</w:t>
+      </w:r>
+      <w:r>
+        <w:t xml:space="preserve">: Determine which fusion strategy better leverages cross-modality information, analyzing whether late fusion (which preserves modality-specific structure) outperforms early fusion (which allows cross-modality interactions).</w:t>
+      </w:r>
+    </w:p>
+    <w:p>
+      <w:pPr>
+        <w:pStyle w:val="Compact"/>
+        <w:numPr>
+          <w:ilvl w:val="0"/>
+          <w:numId w:val="1006"/>
+        </w:numPr>
+      </w:pPr>
+      <w:r>
+        <w:rPr>
+          <w:b/>
+          <w:bCs/>
+        </w:rPr>
+        <w:t xml:space="preserve">Multiclass ROC and PR curves</w:t>
+      </w:r>
+      <w:r>
+        <w:t xml:space="preserve">: Plot one-vs-rest macro-averaged ROC and precision–recall curves for all models to visualize discrimination ability beyond the single F1 threshold.</w:t>
+      </w:r>
+    </w:p>
+    <w:p>
+      <w:pPr>
+        <w:pStyle w:val="Compact"/>
+        <w:numPr>
+          <w:ilvl w:val="0"/>
+          <w:numId w:val="1006"/>
+        </w:numPr>
+      </w:pPr>
+      <w:r>
+        <w:rPr>
+          <w:b/>
+          <w:bCs/>
+        </w:rPr>
+        <w:t xml:space="preserve">Feature importance</w:t>
+      </w:r>
+      <w:r>
+        <w:t xml:space="preserve">: Compare Random Forest Gini importance and LightGBM split-count importance on the 800-d fused feature space, with a modality-source breakdown (how many of top-30 features come from image / radiomics / clinical / text).</w:t>
+      </w:r>
+    </w:p>
+    <w:p>
+      <w:pPr>
+        <w:pStyle w:val="Compact"/>
+        <w:numPr>
+          <w:ilvl w:val="0"/>
+          <w:numId w:val="1006"/>
+        </w:numPr>
+      </w:pPr>
+      <w:r>
+        <w:rPr>
+          <w:b/>
+          <w:bCs/>
+        </w:rPr>
+        <w:t xml:space="preserve">Class-wise error analysis</w:t>
+      </w:r>
+      <w:r>
+        <w:t xml:space="preserve">: Confusion matrix of the best model to identify the most confused class pairs; investigate which modalities/features differentiate them. Report top-3 off-diagonal misclassification patterns.</w:t>
+      </w:r>
+    </w:p>
+    <w:p>
+      <w:pPr>
+        <w:pStyle w:val="Compact"/>
+        <w:numPr>
+          <w:ilvl w:val="0"/>
+          <w:numId w:val="1006"/>
+        </w:numPr>
+      </w:pPr>
+      <w:r>
+        <w:rPr>
+          <w:b/>
+          <w:bCs/>
+        </w:rPr>
+        <w:t xml:space="preserve">Interpretability</w:t>
       </w:r>
       <w:r>
         <w:t xml:space="preserve"> </w:t>
@@ -1264,16 +1279,1060 @@
           <w:i/>
           <w:iCs/>
         </w:rPr>
-        <w:t xml:space="preserve">Neuro-oncology</w:t>
-      </w:r>
-      <w:r>
-        <w:t xml:space="preserve">, 2024.</w:t>
-      </w:r>
-      <w:r>
-        <w:t xml:space="preserve"> </w:t>
-      </w:r>
-      <w:r>
-        <w:t xml:space="preserve">[2] He K, et al. Deep residual learning for image recognition.</w:t>
+        <w:t xml:space="preserve">(planned)</w:t>
+      </w:r>
+      <w:r>
+        <w:t xml:space="preserve">: SHAP values [3] on the best tree-based model to provide instance-level explanations and contrast with LASSO coefficients for global feature ranking.</w:t>
+      </w:r>
+    </w:p>
+    <w:p>
+      <w:pPr>
+        <w:pStyle w:val="Compact"/>
+        <w:numPr>
+          <w:ilvl w:val="0"/>
+          <w:numId w:val="1006"/>
+        </w:numPr>
+      </w:pPr>
+      <w:r>
+        <w:rPr>
+          <w:b/>
+          <w:bCs/>
+        </w:rPr>
+        <w:t xml:space="preserve">Imbalance strategy comparison</w:t>
+      </w:r>
+      <w:r>
+        <w:t xml:space="preserve">: Report the effect of each resampling strategy on minority-class F1 and overall macro-F1.</w:t>
+      </w:r>
+    </w:p>
+    <w:bookmarkEnd w:id="16"/>
+    <w:bookmarkStart w:id="17" w:name="timeline"/>
+    <w:p>
+      <w:pPr>
+        <w:pStyle w:val="Heading2"/>
+      </w:pPr>
+      <w:r>
+        <w:t xml:space="preserve">5. Timeline</w:t>
+      </w:r>
+    </w:p>
+    <w:tbl>
+      <w:tblPr>
+        <w:tblStyle w:val="Table"/>
+        <w:tblW w:type="pct" w:w="5000"/>
+        <w:tblLayout w:type="fixed"/>
+        <w:tblLook w:firstRow="1" w:lastRow="0" w:firstColumn="0" w:lastColumn="0" w:noHBand="0" w:noVBand="0" w:val="0020"/>
+      </w:tblPr>
+      <w:tblGrid>
+        <w:gridCol w:w="2640"/>
+        <w:gridCol w:w="2640"/>
+        <w:gridCol w:w="2640"/>
+      </w:tblGrid>
+      <w:tr>
+        <w:trPr>
+          <w:tblHeader w:val="on"/>
+        </w:trPr>
+        <w:tc>
+          <w:tcPr/>
+          <w:p>
+            <w:pPr>
+              <w:pStyle w:val="Compact"/>
+            </w:pPr>
+            <w:r>
+              <w:t xml:space="preserve">Period</w:t>
+            </w:r>
+          </w:p>
+        </w:tc>
+        <w:tc>
+          <w:tcPr/>
+          <w:p>
+            <w:pPr>
+              <w:pStyle w:val="Compact"/>
+            </w:pPr>
+            <w:r>
+              <w:t xml:space="preserve">Key Tasks</w:t>
+            </w:r>
+          </w:p>
+        </w:tc>
+        <w:tc>
+          <w:tcPr/>
+          <w:p>
+            <w:pPr>
+              <w:pStyle w:val="Compact"/>
+            </w:pPr>
+            <w:r>
+              <w:t xml:space="preserve">Status</w:t>
+            </w:r>
+          </w:p>
+        </w:tc>
+      </w:tr>
+      <w:tr>
+        <w:tc>
+          <w:tcPr/>
+          <w:p>
+            <w:pPr>
+              <w:pStyle w:val="Compact"/>
+            </w:pPr>
+            <w:r>
+              <w:t xml:space="preserve">Apr 1–5</w:t>
+            </w:r>
+          </w:p>
+        </w:tc>
+        <w:tc>
+          <w:tcPr/>
+          <w:p>
+            <w:pPr>
+              <w:pStyle w:val="Compact"/>
+            </w:pPr>
+            <w:r>
+              <w:t xml:space="preserve">Proposal; data pipeline; EDA; LR baseline; first Kaggle submission</w:t>
+            </w:r>
+          </w:p>
+        </w:tc>
+        <w:tc>
+          <w:tcPr/>
+          <w:p>
+            <w:pPr>
+              <w:pStyle w:val="Compact"/>
+            </w:pPr>
+            <w:r>
+              <w:rPr>
+                <w:b/>
+                <w:bCs/>
+              </w:rPr>
+              <w:t xml:space="preserve">Done</w:t>
+            </w:r>
+          </w:p>
+        </w:tc>
+      </w:tr>
+      <w:tr>
+        <w:tc>
+          <w:tcPr/>
+          <w:p>
+            <w:pPr>
+              <w:pStyle w:val="Compact"/>
+            </w:pPr>
+            <w:r>
+              <w:t xml:space="preserve">Apr 6–8</w:t>
+            </w:r>
+          </w:p>
+        </w:tc>
+        <w:tc>
+          <w:tcPr/>
+          <w:p>
+            <w:pPr>
+              <w:pStyle w:val="Compact"/>
+            </w:pPr>
+            <w:r>
+              <w:t xml:space="preserve">Single-modality baselines (Stage 1) with 5-fold CV; early + late fusion (Stage 2); ROC/PR curves; feature importance; modality ablation</w:t>
+            </w:r>
+          </w:p>
+        </w:tc>
+        <w:tc>
+          <w:tcPr/>
+          <w:p>
+            <w:pPr>
+              <w:pStyle w:val="Compact"/>
+            </w:pPr>
+            <w:r>
+              <w:rPr>
+                <w:b/>
+                <w:bCs/>
+              </w:rPr>
+              <w:t xml:space="preserve">Done</w:t>
+            </w:r>
+          </w:p>
+        </w:tc>
+      </w:tr>
+      <w:tr>
+        <w:tc>
+          <w:tcPr/>
+          <w:p>
+            <w:pPr>
+              <w:pStyle w:val="Compact"/>
+            </w:pPr>
+            <w:r>
+              <w:t xml:space="preserve">Apr 9–11</w:t>
+            </w:r>
+          </w:p>
+        </w:tc>
+        <w:tc>
+          <w:tcPr/>
+          <w:p>
+            <w:pPr>
+              <w:pStyle w:val="Compact"/>
+            </w:pPr>
+            <w:r>
+              <w:t xml:space="preserve">Feature selection and class imbalance experiments (Stage 3); SHAP analysis</w:t>
+            </w:r>
+          </w:p>
+        </w:tc>
+        <w:tc>
+          <w:tcPr/>
+          <w:p>
+            <w:pPr>
+              <w:pStyle w:val="Compact"/>
+            </w:pPr>
+            <w:r>
+              <w:t xml:space="preserve">In progress</w:t>
+            </w:r>
+          </w:p>
+        </w:tc>
+      </w:tr>
+      <w:tr>
+        <w:tc>
+          <w:tcPr/>
+          <w:p>
+            <w:pPr>
+              <w:pStyle w:val="Compact"/>
+            </w:pPr>
+            <w:r>
+              <w:t xml:space="preserve">Apr 12–13</w:t>
+            </w:r>
+          </w:p>
+        </w:tc>
+        <w:tc>
+          <w:tcPr/>
+          <w:p>
+            <w:pPr>
+              <w:pStyle w:val="Compact"/>
+            </w:pPr>
+            <w:r>
+              <w:t xml:space="preserve">Best model selected; final Kaggle submission; experiment log frozen</w:t>
+            </w:r>
+          </w:p>
+        </w:tc>
+        <w:tc>
+          <w:tcPr/>
+          <w:p>
+            <w:pPr>
+              <w:pStyle w:val="Compact"/>
+            </w:pPr>
+          </w:p>
+        </w:tc>
+      </w:tr>
+      <w:tr>
+        <w:tc>
+          <w:tcPr/>
+          <w:p>
+            <w:pPr>
+              <w:pStyle w:val="Compact"/>
+            </w:pPr>
+            <w:r>
+              <w:t xml:space="preserve">Apr 14–20</w:t>
+            </w:r>
+          </w:p>
+        </w:tc>
+        <w:tc>
+          <w:tcPr/>
+          <w:p>
+            <w:pPr>
+              <w:pStyle w:val="Compact"/>
+            </w:pPr>
+            <w:r>
+              <w:t xml:space="preserve">Report writing; finalize analysis plots; clean Jupyter notebook</w:t>
+            </w:r>
+          </w:p>
+        </w:tc>
+        <w:tc>
+          <w:tcPr/>
+          <w:p>
+            <w:pPr>
+              <w:pStyle w:val="Compact"/>
+            </w:pPr>
+          </w:p>
+        </w:tc>
+      </w:tr>
+      <w:tr>
+        <w:tc>
+          <w:tcPr/>
+          <w:p>
+            <w:pPr>
+              <w:pStyle w:val="Compact"/>
+            </w:pPr>
+            <w:r>
+              <w:t xml:space="preserve">Apr 21–23</w:t>
+            </w:r>
+          </w:p>
+        </w:tc>
+        <w:tc>
+          <w:tcPr/>
+          <w:p>
+            <w:pPr>
+              <w:pStyle w:val="Compact"/>
+            </w:pPr>
+            <w:r>
+              <w:t xml:space="preserve">Slides preparation; rehearsal</w:t>
+            </w:r>
+          </w:p>
+        </w:tc>
+        <w:tc>
+          <w:tcPr/>
+          <w:p>
+            <w:pPr>
+              <w:pStyle w:val="Compact"/>
+            </w:pPr>
+          </w:p>
+        </w:tc>
+      </w:tr>
+      <w:tr>
+        <w:tc>
+          <w:tcPr/>
+          <w:p>
+            <w:pPr>
+              <w:pStyle w:val="Compact"/>
+            </w:pPr>
+            <w:r>
+              <w:t xml:space="preserve">Apr 24</w:t>
+            </w:r>
+          </w:p>
+        </w:tc>
+        <w:tc>
+          <w:tcPr/>
+          <w:p>
+            <w:pPr>
+              <w:pStyle w:val="Compact"/>
+            </w:pPr>
+            <w:r>
+              <w:t xml:space="preserve">Oral presentation</w:t>
+            </w:r>
+          </w:p>
+        </w:tc>
+        <w:tc>
+          <w:tcPr/>
+          <w:p>
+            <w:pPr>
+              <w:pStyle w:val="Compact"/>
+            </w:pPr>
+          </w:p>
+        </w:tc>
+      </w:tr>
+    </w:tbl>
+    <w:bookmarkEnd w:id="17"/>
+    <w:bookmarkStart w:id="18" w:name="work-distribution"/>
+    <w:p>
+      <w:pPr>
+        <w:pStyle w:val="Heading2"/>
+      </w:pPr>
+      <w:r>
+        <w:t xml:space="preserve">6. Work Distribution</w:t>
+      </w:r>
+    </w:p>
+    <w:tbl>
+      <w:tblPr>
+        <w:tblStyle w:val="Table"/>
+        <w:tblW w:type="pct" w:w="5000"/>
+        <w:tblLayout w:type="fixed"/>
+        <w:tblLook w:firstRow="1" w:lastRow="0" w:firstColumn="0" w:lastColumn="0" w:noHBand="0" w:noVBand="0" w:val="0020"/>
+      </w:tblPr>
+      <w:tblGrid>
+        <w:gridCol w:w="1980"/>
+        <w:gridCol w:w="1980"/>
+        <w:gridCol w:w="1980"/>
+        <w:gridCol w:w="1980"/>
+      </w:tblGrid>
+      <w:tr>
+        <w:trPr>
+          <w:tblHeader w:val="on"/>
+        </w:trPr>
+        <w:tc>
+          <w:tcPr/>
+          <w:p>
+            <w:pPr>
+              <w:pStyle w:val="Compact"/>
+            </w:pPr>
+            <w:r>
+              <w:t xml:space="preserve">Member</w:t>
+            </w:r>
+          </w:p>
+        </w:tc>
+        <w:tc>
+          <w:tcPr/>
+          <w:p>
+            <w:pPr>
+              <w:pStyle w:val="Compact"/>
+            </w:pPr>
+            <w:r>
+              <w:t xml:space="preserve">UID</w:t>
+            </w:r>
+          </w:p>
+        </w:tc>
+        <w:tc>
+          <w:tcPr/>
+          <w:p>
+            <w:pPr>
+              <w:pStyle w:val="Compact"/>
+            </w:pPr>
+            <w:r>
+              <w:t xml:space="preserve">Phase</w:t>
+            </w:r>
+          </w:p>
+        </w:tc>
+        <w:tc>
+          <w:tcPr/>
+          <w:p>
+            <w:pPr>
+              <w:pStyle w:val="Compact"/>
+            </w:pPr>
+            <w:r>
+              <w:t xml:space="preserve">Responsibility</w:t>
+            </w:r>
+          </w:p>
+        </w:tc>
+      </w:tr>
+      <w:tr>
+        <w:tc>
+          <w:tcPr/>
+          <w:p>
+            <w:pPr>
+              <w:pStyle w:val="Compact"/>
+            </w:pPr>
+            <w:r>
+              <w:t xml:space="preserve">Member 1 (Lead)</w:t>
+            </w:r>
+          </w:p>
+        </w:tc>
+        <w:tc>
+          <w:tcPr/>
+          <w:p>
+            <w:pPr>
+              <w:pStyle w:val="Compact"/>
+            </w:pPr>
+            <w:r>
+              <w:t xml:space="preserve">XXXXXXXX</w:t>
+            </w:r>
+          </w:p>
+        </w:tc>
+        <w:tc>
+          <w:tcPr/>
+          <w:p>
+            <w:pPr>
+              <w:pStyle w:val="Compact"/>
+            </w:pPr>
+            <w:r>
+              <w:t xml:space="preserve">Pre-proposal</w:t>
+            </w:r>
+          </w:p>
+        </w:tc>
+        <w:tc>
+          <w:tcPr/>
+          <w:p>
+            <w:pPr>
+              <w:pStyle w:val="Compact"/>
+            </w:pPr>
+            <w:r>
+              <w:t xml:space="preserve">Data pipeline, EDA, feature engineering, baseline experiments, proposal writing</w:t>
+            </w:r>
+          </w:p>
+        </w:tc>
+      </w:tr>
+      <w:tr>
+        <w:tc>
+          <w:tcPr/>
+          <w:p>
+            <w:pPr>
+              <w:pStyle w:val="Compact"/>
+            </w:pPr>
+          </w:p>
+        </w:tc>
+        <w:tc>
+          <w:tcPr/>
+          <w:p>
+            <w:pPr>
+              <w:pStyle w:val="Compact"/>
+            </w:pPr>
+          </w:p>
+        </w:tc>
+        <w:tc>
+          <w:tcPr/>
+          <w:p>
+            <w:pPr>
+              <w:pStyle w:val="Compact"/>
+            </w:pPr>
+            <w:r>
+              <w:t xml:space="preserve">Stage 1–2</w:t>
+            </w:r>
+          </w:p>
+        </w:tc>
+        <w:tc>
+          <w:tcPr/>
+          <w:p>
+            <w:pPr>
+              <w:pStyle w:val="Compact"/>
+            </w:pPr>
+            <w:r>
+              <w:t xml:space="preserve">CV evaluation framework, multimodal fusion (early + late), model comparison infrastructure</w:t>
+            </w:r>
+          </w:p>
+        </w:tc>
+      </w:tr>
+      <w:tr>
+        <w:tc>
+          <w:tcPr/>
+          <w:p>
+            <w:pPr>
+              <w:pStyle w:val="Compact"/>
+            </w:pPr>
+          </w:p>
+        </w:tc>
+        <w:tc>
+          <w:tcPr/>
+          <w:p>
+            <w:pPr>
+              <w:pStyle w:val="Compact"/>
+            </w:pPr>
+          </w:p>
+        </w:tc>
+        <w:tc>
+          <w:tcPr/>
+          <w:p>
+            <w:pPr>
+              <w:pStyle w:val="Compact"/>
+            </w:pPr>
+            <w:r>
+              <w:t xml:space="preserve">Stage 3 &amp; Analysis</w:t>
+            </w:r>
+          </w:p>
+        </w:tc>
+        <w:tc>
+          <w:tcPr/>
+          <w:p>
+            <w:pPr>
+              <w:pStyle w:val="Compact"/>
+            </w:pPr>
+            <w:r>
+              <w:t xml:space="preserve">SHAP interpretability, class imbalance experiments, overall coordination, final report editing</w:t>
+            </w:r>
+          </w:p>
+        </w:tc>
+      </w:tr>
+      <w:tr>
+        <w:tc>
+          <w:tcPr/>
+          <w:p>
+            <w:pPr>
+              <w:pStyle w:val="Compact"/>
+            </w:pPr>
+            <w:r>
+              <w:t xml:space="preserve">Member 2</w:t>
+            </w:r>
+          </w:p>
+        </w:tc>
+        <w:tc>
+          <w:tcPr/>
+          <w:p>
+            <w:pPr>
+              <w:pStyle w:val="Compact"/>
+            </w:pPr>
+            <w:r>
+              <w:t xml:space="preserve">XXXXXXXX</w:t>
+            </w:r>
+          </w:p>
+        </w:tc>
+        <w:tc>
+          <w:tcPr/>
+          <w:p>
+            <w:pPr>
+              <w:pStyle w:val="Compact"/>
+            </w:pPr>
+            <w:r>
+              <w:t xml:space="preserve">Stage 1</w:t>
+            </w:r>
+          </w:p>
+        </w:tc>
+        <w:tc>
+          <w:tcPr/>
+          <w:p>
+            <w:pPr>
+              <w:pStyle w:val="Compact"/>
+            </w:pPr>
+            <w:r>
+              <w:t xml:space="preserve">Deep image feature loading &amp; PCA tuning (128/256/512 components)</w:t>
+            </w:r>
+          </w:p>
+        </w:tc>
+      </w:tr>
+      <w:tr>
+        <w:tc>
+          <w:tcPr/>
+          <w:p>
+            <w:pPr>
+              <w:pStyle w:val="Compact"/>
+            </w:pPr>
+          </w:p>
+        </w:tc>
+        <w:tc>
+          <w:tcPr/>
+          <w:p>
+            <w:pPr>
+              <w:pStyle w:val="Compact"/>
+            </w:pPr>
+          </w:p>
+        </w:tc>
+        <w:tc>
+          <w:tcPr/>
+          <w:p>
+            <w:pPr>
+              <w:pStyle w:val="Compact"/>
+            </w:pPr>
+            <w:r>
+              <w:t xml:space="preserve">Stage 2</w:t>
+            </w:r>
+          </w:p>
+        </w:tc>
+        <w:tc>
+          <w:tcPr/>
+          <w:p>
+            <w:pPr>
+              <w:pStyle w:val="Compact"/>
+            </w:pPr>
+            <w:r>
+              <w:t xml:space="preserve">MLP architecture experiments on fused features</w:t>
+            </w:r>
+          </w:p>
+        </w:tc>
+      </w:tr>
+      <w:tr>
+        <w:tc>
+          <w:tcPr/>
+          <w:p>
+            <w:pPr>
+              <w:pStyle w:val="Compact"/>
+            </w:pPr>
+          </w:p>
+        </w:tc>
+        <w:tc>
+          <w:tcPr/>
+          <w:p>
+            <w:pPr>
+              <w:pStyle w:val="Compact"/>
+            </w:pPr>
+          </w:p>
+        </w:tc>
+        <w:tc>
+          <w:tcPr/>
+          <w:p>
+            <w:pPr>
+              <w:pStyle w:val="Compact"/>
+            </w:pPr>
+            <w:r>
+              <w:t xml:space="preserve">Analysis</w:t>
+            </w:r>
+          </w:p>
+        </w:tc>
+        <w:tc>
+          <w:tcPr/>
+          <w:p>
+            <w:pPr>
+              <w:pStyle w:val="Compact"/>
+            </w:pPr>
+            <w:r>
+              <w:t xml:space="preserve">Modality ablation study (single + pairwise combinations)</w:t>
+            </w:r>
+          </w:p>
+        </w:tc>
+      </w:tr>
+      <w:tr>
+        <w:tc>
+          <w:tcPr/>
+          <w:p>
+            <w:pPr>
+              <w:pStyle w:val="Compact"/>
+            </w:pPr>
+            <w:r>
+              <w:t xml:space="preserve">Member 3</w:t>
+            </w:r>
+          </w:p>
+        </w:tc>
+        <w:tc>
+          <w:tcPr/>
+          <w:p>
+            <w:pPr>
+              <w:pStyle w:val="Compact"/>
+            </w:pPr>
+            <w:r>
+              <w:t xml:space="preserve">XXXXXXXX</w:t>
+            </w:r>
+          </w:p>
+        </w:tc>
+        <w:tc>
+          <w:tcPr/>
+          <w:p>
+            <w:pPr>
+              <w:pStyle w:val="Compact"/>
+            </w:pPr>
+            <w:r>
+              <w:t xml:space="preserve">Stage 1</w:t>
+            </w:r>
+          </w:p>
+        </w:tc>
+        <w:tc>
+          <w:tcPr/>
+          <w:p>
+            <w:pPr>
+              <w:pStyle w:val="Compact"/>
+            </w:pPr>
+            <w:r>
+              <w:t xml:space="preserve">Text feature extraction (TF-IDF, compare JSON report vs raw report)</w:t>
+            </w:r>
+          </w:p>
+        </w:tc>
+      </w:tr>
+      <w:tr>
+        <w:tc>
+          <w:tcPr/>
+          <w:p>
+            <w:pPr>
+              <w:pStyle w:val="Compact"/>
+            </w:pPr>
+          </w:p>
+        </w:tc>
+        <w:tc>
+          <w:tcPr/>
+          <w:p>
+            <w:pPr>
+              <w:pStyle w:val="Compact"/>
+            </w:pPr>
+          </w:p>
+        </w:tc>
+        <w:tc>
+          <w:tcPr/>
+          <w:p>
+            <w:pPr>
+              <w:pStyle w:val="Compact"/>
+            </w:pPr>
+            <w:r>
+              <w:t xml:space="preserve">Stage 2</w:t>
+            </w:r>
+          </w:p>
+        </w:tc>
+        <w:tc>
+          <w:tcPr/>
+          <w:p>
+            <w:pPr>
+              <w:pStyle w:val="Compact"/>
+            </w:pPr>
+            <w:r>
+              <w:t xml:space="preserve">SVM-RBF and LR (L1/L2) hyperparameter search</w:t>
+            </w:r>
+          </w:p>
+        </w:tc>
+      </w:tr>
+      <w:tr>
+        <w:tc>
+          <w:tcPr/>
+          <w:p>
+            <w:pPr>
+              <w:pStyle w:val="Compact"/>
+            </w:pPr>
+          </w:p>
+        </w:tc>
+        <w:tc>
+          <w:tcPr/>
+          <w:p>
+            <w:pPr>
+              <w:pStyle w:val="Compact"/>
+            </w:pPr>
+          </w:p>
+        </w:tc>
+        <w:tc>
+          <w:tcPr/>
+          <w:p>
+            <w:pPr>
+              <w:pStyle w:val="Compact"/>
+            </w:pPr>
+            <w:r>
+              <w:t xml:space="preserve">Analysis</w:t>
+            </w:r>
+          </w:p>
+        </w:tc>
+        <w:tc>
+          <w:tcPr/>
+          <w:p>
+            <w:pPr>
+              <w:pStyle w:val="Compact"/>
+            </w:pPr>
+            <w:r>
+              <w:t xml:space="preserve">Multiclass ROC and Precision–Recall curve visualization</w:t>
+            </w:r>
+          </w:p>
+        </w:tc>
+      </w:tr>
+      <w:tr>
+        <w:tc>
+          <w:tcPr/>
+          <w:p>
+            <w:pPr>
+              <w:pStyle w:val="Compact"/>
+            </w:pPr>
+            <w:r>
+              <w:t xml:space="preserve">Member 4</w:t>
+            </w:r>
+          </w:p>
+        </w:tc>
+        <w:tc>
+          <w:tcPr/>
+          <w:p>
+            <w:pPr>
+              <w:pStyle w:val="Compact"/>
+            </w:pPr>
+            <w:r>
+              <w:t xml:space="preserve">XXXXXXXX</w:t>
+            </w:r>
+          </w:p>
+        </w:tc>
+        <w:tc>
+          <w:tcPr/>
+          <w:p>
+            <w:pPr>
+              <w:pStyle w:val="Compact"/>
+            </w:pPr>
+            <w:r>
+              <w:t xml:space="preserve">Stage 1</w:t>
+            </w:r>
+          </w:p>
+        </w:tc>
+        <w:tc>
+          <w:tcPr/>
+          <w:p>
+            <w:pPr>
+              <w:pStyle w:val="Compact"/>
+            </w:pPr>
+            <w:r>
+              <w:t xml:space="preserve">Clinical feature encoding and radiomics preprocessing</w:t>
+            </w:r>
+          </w:p>
+        </w:tc>
+      </w:tr>
+      <w:tr>
+        <w:tc>
+          <w:tcPr/>
+          <w:p>
+            <w:pPr>
+              <w:pStyle w:val="Compact"/>
+            </w:pPr>
+          </w:p>
+        </w:tc>
+        <w:tc>
+          <w:tcPr/>
+          <w:p>
+            <w:pPr>
+              <w:pStyle w:val="Compact"/>
+            </w:pPr>
+          </w:p>
+        </w:tc>
+        <w:tc>
+          <w:tcPr/>
+          <w:p>
+            <w:pPr>
+              <w:pStyle w:val="Compact"/>
+            </w:pPr>
+            <w:r>
+              <w:t xml:space="preserve">Stage 2–3</w:t>
+            </w:r>
+          </w:p>
+        </w:tc>
+        <w:tc>
+          <w:tcPr/>
+          <w:p>
+            <w:pPr>
+              <w:pStyle w:val="Compact"/>
+            </w:pPr>
+            <w:r>
+              <w:t xml:space="preserve">Random Forest and XGBoost/LightGBM hyperparameter tuning; feature selection (LASSO vs tree importance vs MI)</w:t>
+            </w:r>
+          </w:p>
+        </w:tc>
+      </w:tr>
+      <w:tr>
+        <w:tc>
+          <w:tcPr/>
+          <w:p>
+            <w:pPr>
+              <w:pStyle w:val="Compact"/>
+            </w:pPr>
+          </w:p>
+        </w:tc>
+        <w:tc>
+          <w:tcPr/>
+          <w:p>
+            <w:pPr>
+              <w:pStyle w:val="Compact"/>
+            </w:pPr>
+          </w:p>
+        </w:tc>
+        <w:tc>
+          <w:tcPr/>
+          <w:p>
+            <w:pPr>
+              <w:pStyle w:val="Compact"/>
+            </w:pPr>
+            <w:r>
+              <w:t xml:space="preserve">Analysis</w:t>
+            </w:r>
+          </w:p>
+        </w:tc>
+        <w:tc>
+          <w:tcPr/>
+          <w:p>
+            <w:pPr>
+              <w:pStyle w:val="Compact"/>
+            </w:pPr>
+            <w:r>
+              <w:t xml:space="preserve">Feature importance comparison and modality-source breakdown</w:t>
+            </w:r>
+          </w:p>
+        </w:tc>
+      </w:tr>
+      <w:tr>
+        <w:tc>
+          <w:tcPr/>
+          <w:p>
+            <w:pPr>
+              <w:pStyle w:val="Compact"/>
+            </w:pPr>
+            <w:r>
+              <w:t xml:space="preserve">Member 5</w:t>
+            </w:r>
+          </w:p>
+        </w:tc>
+        <w:tc>
+          <w:tcPr/>
+          <w:p>
+            <w:pPr>
+              <w:pStyle w:val="Compact"/>
+            </w:pPr>
+            <w:r>
+              <w:t xml:space="preserve">XXXXXXXX</w:t>
+            </w:r>
+          </w:p>
+        </w:tc>
+        <w:tc>
+          <w:tcPr/>
+          <w:p>
+            <w:pPr>
+              <w:pStyle w:val="Compact"/>
+            </w:pPr>
+            <w:r>
+              <w:t xml:space="preserve">Stage 3</w:t>
+            </w:r>
+          </w:p>
+        </w:tc>
+        <w:tc>
+          <w:tcPr/>
+          <w:p>
+            <w:pPr>
+              <w:pStyle w:val="Compact"/>
+            </w:pPr>
+            <w:r>
+              <w:t xml:space="preserve">Class imbalance experiments (class_weight vs oversampling vs SMOTE)</w:t>
+            </w:r>
+          </w:p>
+        </w:tc>
+      </w:tr>
+      <w:tr>
+        <w:tc>
+          <w:tcPr/>
+          <w:p>
+            <w:pPr>
+              <w:pStyle w:val="Compact"/>
+            </w:pPr>
+          </w:p>
+        </w:tc>
+        <w:tc>
+          <w:tcPr/>
+          <w:p>
+            <w:pPr>
+              <w:pStyle w:val="Compact"/>
+            </w:pPr>
+          </w:p>
+        </w:tc>
+        <w:tc>
+          <w:tcPr/>
+          <w:p>
+            <w:pPr>
+              <w:pStyle w:val="Compact"/>
+            </w:pPr>
+            <w:r>
+              <w:t xml:space="preserve">Analysis</w:t>
+            </w:r>
+          </w:p>
+        </w:tc>
+        <w:tc>
+          <w:tcPr/>
+          <w:p>
+            <w:pPr>
+              <w:pStyle w:val="Compact"/>
+            </w:pPr>
+            <w:r>
+              <w:t xml:space="preserve">Confusion matrix error analysis; class-wise performance deep-dive</w:t>
+            </w:r>
+          </w:p>
+        </w:tc>
+      </w:tr>
+      <w:tr>
+        <w:tc>
+          <w:tcPr/>
+          <w:p>
+            <w:pPr>
+              <w:pStyle w:val="Compact"/>
+            </w:pPr>
+          </w:p>
+        </w:tc>
+        <w:tc>
+          <w:tcPr/>
+          <w:p>
+            <w:pPr>
+              <w:pStyle w:val="Compact"/>
+            </w:pPr>
+          </w:p>
+        </w:tc>
+        <w:tc>
+          <w:tcPr/>
+          <w:p>
+            <w:pPr>
+              <w:pStyle w:val="Compact"/>
+            </w:pPr>
+            <w:r>
+              <w:t xml:space="preserve">Deliverables</w:t>
+            </w:r>
+          </w:p>
+        </w:tc>
+        <w:tc>
+          <w:tcPr/>
+          <w:p>
+            <w:pPr>
+              <w:pStyle w:val="Compact"/>
+            </w:pPr>
+            <w:r>
+              <w:t xml:space="preserve">Report writing, slides preparation, presentation rehearsal coordination</w:t>
+            </w:r>
+          </w:p>
+        </w:tc>
+      </w:tr>
+    </w:tbl>
+    <w:p>
+      <w:pPr>
+        <w:pStyle w:val="BodyText"/>
+      </w:pPr>
+      <w:r>
+        <w:t xml:space="preserve">All members collaborate on Kaggle submissions, code review, and presentation rehearsal. Member 1 oversees the overall pipeline integration and milestone tracking.</w:t>
+      </w:r>
+    </w:p>
+    <w:bookmarkEnd w:id="18"/>
+    <w:bookmarkStart w:id="19" w:name="references"/>
+    <w:p>
+      <w:pPr>
+        <w:pStyle w:val="Heading2"/>
+      </w:pPr>
+      <w:r>
+        <w:t xml:space="preserve">References</w:t>
+      </w:r>
+    </w:p>
+    <w:p>
+      <w:pPr>
+        <w:pStyle w:val="FirstParagraph"/>
+      </w:pPr>
+      <w:r>
+        <w:t xml:space="preserve">[1] Price M, et al. CBTRUS statistical report: primary brain and CNS tumors.</w:t>
       </w:r>
       <w:r>
         <w:t xml:space="preserve"> </w:t>
@@ -1283,16 +2342,16 @@
           <w:i/>
           <w:iCs/>
         </w:rPr>
-        <w:t xml:space="preserve">CVPR</w:t>
-      </w:r>
-      <w:r>
-        <w:t xml:space="preserve">, 2016.</w:t>
-      </w:r>
-      <w:r>
-        <w:t xml:space="preserve"> </w:t>
-      </w:r>
-      <w:r>
-        <w:t xml:space="preserve">[3] Lundberg S, Lee S. A unified approach to interpreting model predictions (SHAP).</w:t>
+        <w:t xml:space="preserve">Neuro-oncology</w:t>
+      </w:r>
+      <w:r>
+        <w:t xml:space="preserve">, 2024.</w:t>
+      </w:r>
+      <w:r>
+        <w:t xml:space="preserve"> </w:t>
+      </w:r>
+      <w:r>
+        <w:t xml:space="preserve">[2] He K, et al. Deep residual learning for image recognition.</w:t>
       </w:r>
       <w:r>
         <w:t xml:space="preserve"> </w:t>
@@ -1302,16 +2361,16 @@
           <w:i/>
           <w:iCs/>
         </w:rPr>
-        <w:t xml:space="preserve">NeurIPS</w:t>
-      </w:r>
-      <w:r>
-        <w:t xml:space="preserve">, 2017.</w:t>
-      </w:r>
-      <w:r>
-        <w:t xml:space="preserve"> </w:t>
-      </w:r>
-      <w:r>
-        <w:t xml:space="preserve">[4] Hastie T, Tibshirani R, Friedman J.</w:t>
+        <w:t xml:space="preserve">CVPR</w:t>
+      </w:r>
+      <w:r>
+        <w:t xml:space="preserve">, 2016.</w:t>
+      </w:r>
+      <w:r>
+        <w:t xml:space="preserve"> </w:t>
+      </w:r>
+      <w:r>
+        <w:t xml:space="preserve">[3] Lundberg S, Lee S. A unified approach to interpreting model predictions (SHAP).</w:t>
       </w:r>
       <w:r>
         <w:t xml:space="preserve"> </w:t>
@@ -1321,14 +2380,33 @@
           <w:i/>
           <w:iCs/>
         </w:rPr>
+        <w:t xml:space="preserve">NeurIPS</w:t>
+      </w:r>
+      <w:r>
+        <w:t xml:space="preserve">, 2017.</w:t>
+      </w:r>
+      <w:r>
+        <w:t xml:space="preserve"> </w:t>
+      </w:r>
+      <w:r>
+        <w:t xml:space="preserve">[4] Hastie T, Tibshirani R, Friedman J.</w:t>
+      </w:r>
+      <w:r>
+        <w:t xml:space="preserve"> </w:t>
+      </w:r>
+      <w:r>
+        <w:rPr>
+          <w:i/>
+          <w:iCs/>
+        </w:rPr>
         <w:t xml:space="preserve">The Elements of Statistical Learning</w:t>
       </w:r>
       <w:r>
         <w:t xml:space="preserve">. Springer, 2009.</w:t>
       </w:r>
     </w:p>
-    <w:bookmarkEnd w:id="18"/>
     <w:bookmarkEnd w:id="19"/>
+    <w:bookmarkEnd w:id="20"/>
     <w:sectPr>
       <w:footnotePr>
         <w:numRestart w:val="eachSect"/>
@@ -1542,6 +2620,91 @@
       </w:rPr>
     </w:lvl>
   </w:abstractNum>
+  <w:abstractNum w:abstractNumId="99411">
+    <w:nsid w:val="00A99411"/>
+    <w:multiLevelType w:val="multilevel"/>
+    <w:lvl w:ilvl="0">
+      <w:start w:val="1"/>
+      <w:numFmt w:val="decimal"/>
+      <w:lvlText w:val="%1."/>
+      <w:lvlJc w:val="left"/>
+      <w:pPr>
+        <w:ind w:left="720" w:hanging="360"/>
+      </w:pPr>
+    </w:lvl>
+    <w:lvl w:ilvl="1">
+      <w:start w:val="1"/>
+      <w:numFmt w:val="decimal"/>
+      <w:lvlText w:val="%2."/>
+      <w:lvlJc w:val="left"/>
+      <w:pPr>
+        <w:ind w:left="1440" w:hanging="360"/>
+      </w:pPr>
+    </w:lvl>
+    <w:lvl w:ilvl="2">
+      <w:start w:val="1"/>
+      <w:numFmt w:val="decimal"/>
+      <w:lvlText w:val="%3."/>
+      <w:lvlJc w:val="left"/>
+      <w:pPr>
+        <w:ind w:left="2160" w:hanging="360"/>
+      </w:pPr>
+    </w:lvl>
+    <w:lvl w:ilvl="3">
+      <w:start w:val="1"/>
+      <w:numFmt w:val="decimal"/>
+      <w:lvlText w:val="%4."/>
+      <w:lvlJc w:val="left"/>
+      <w:pPr>
+        <w:ind w:left="2880" w:hanging="360"/>
+      </w:pPr>
+    </w:lvl>
+    <w:lvl w:ilvl="4">
+      <w:start w:val="1"/>
+      <w:numFmt w:val="decimal"/>
+      <w:lvlText w:val="%5."/>
+      <w:lvlJc w:val="left"/>
+      <w:pPr>
+        <w:ind w:left="3600" w:hanging="360"/>
+      </w:pPr>
+    </w:lvl>
+    <w:lvl w:ilvl="5">
+      <w:start w:val="1"/>
+      <w:numFmt w:val="decimal"/>
+      <w:lvlText w:val="%6."/>
+      <w:lvlJc w:val="left"/>
+      <w:pPr>
+        <w:ind w:left="4320" w:hanging="360"/>
+      </w:pPr>
+    </w:lvl>
+    <w:lvl w:ilvl="6">
+      <w:start w:val="1"/>
+      <w:numFmt w:val="decimal"/>
+      <w:lvlText w:val="%7."/>
+      <w:lvlJc w:val="left"/>
+      <w:pPr>
+        <w:ind w:left="5040" w:hanging="360"/>
+      </w:pPr>
+    </w:lvl>
+    <w:lvl w:ilvl="7">
+      <w:start w:val="1"/>
+      <w:numFmt w:val="decimal"/>
+      <w:lvlText w:val="%8."/>
+      <w:lvlJc w:val="left"/>
+      <w:pPr>
+        <w:ind w:left="5760" w:hanging="360"/>
+      </w:pPr>
+    </w:lvl>
+    <w:lvl w:ilvl="8">
+      <w:start w:val="1"/>
+      <w:numFmt w:val="decimal"/>
+      <w:lvlText w:val="%9."/>
+      <w:lvlJc w:val="left"/>
+      <w:pPr>
+        <w:ind w:left="6480" w:hanging="360"/>
+      </w:pPr>
+    </w:lvl>
+  </w:abstractNum>
   <w:num w:numId="1000">
     <w:abstractNumId w:val="990"/>
   </w:num>
@@ -1549,7 +2712,34 @@
     <w:abstractNumId w:val="991"/>
   </w:num>
   <w:num w:numId="1002">
-    <w:abstractNumId w:val="991"/>
+    <w:abstractNumId w:val="99411"/>
+    <w:lvlOverride w:ilvl="0">
+      <w:startOverride w:val="1"/>
+    </w:lvlOverride>
+    <w:lvlOverride w:ilvl="1">
+      <w:startOverride w:val="1"/>
+    </w:lvlOverride>
+    <w:lvlOverride w:ilvl="2">
+      <w:startOverride w:val="1"/>
+    </w:lvlOverride>
+    <w:lvlOverride w:ilvl="3">
+      <w:startOverride w:val="1"/>
+    </w:lvlOverride>
+    <w:lvlOverride w:ilvl="4">
+      <w:startOverride w:val="1"/>
+    </w:lvlOverride>
+    <w:lvlOverride w:ilvl="5">
+      <w:startOverride w:val="1"/>
+    </w:lvlOverride>
+    <w:lvlOverride w:ilvl="6">
+      <w:startOverride w:val="1"/>
+    </w:lvlOverride>
+    <w:lvlOverride w:ilvl="7">
+      <w:startOverride w:val="1"/>
+    </w:lvlOverride>
+    <w:lvlOverride w:ilvl="8">
+      <w:startOverride w:val="1"/>
+    </w:lvlOverride>
   </w:num>
   <w:num w:numId="1003">
     <w:abstractNumId w:val="991"/>
@@ -1558,6 +2748,9 @@
     <w:abstractNumId w:val="991"/>
   </w:num>
   <w:num w:numId="1005">
+    <w:abstractNumId w:val="991"/>
+  </w:num>
+  <w:num w:numId="1006">
     <w:abstractNumId w:val="991"/>
   </w:num>
 </w:numbering>
